--- a/Investigacion_de_dominio_del_sistema.docx
+++ b/Investigacion_de_dominio_del_sistema.docx
@@ -1,6 +1,6 @@
 
 <file path=word/document.xml><?xml version="1.0" encoding="utf-8"?>
-<w:document xmlns:wpc="http://schemas.microsoft.com/office/word/2010/wordprocessingCanvas" xmlns:cx="http://schemas.microsoft.com/office/drawing/2014/chartex" xmlns:cx1="http://schemas.microsoft.com/office/drawing/2015/9/8/chartex" xmlns:cx2="http://schemas.microsoft.com/office/drawing/2015/10/21/chartex" xmlns:cx3="http://schemas.microsoft.com/office/drawing/2016/5/9/chartex" xmlns:cx4="http://schemas.microsoft.com/office/drawing/2016/5/10/chartex" xmlns:cx5="http://schemas.microsoft.com/office/drawing/2016/5/11/chartex" xmlns:cx6="http://schemas.microsoft.com/office/drawing/2016/5/12/chartex" xmlns:cx7="http://schemas.microsoft.com/office/drawing/2016/5/13/chartex" xmlns:cx8="http://schemas.microsoft.com/office/drawing/2016/5/14/chartex" xmlns:mc="http://schemas.openxmlformats.org/markup-compatibility/2006" xmlns:aink="http://schemas.microsoft.com/office/drawing/2016/ink" xmlns:am3d="http://schemas.microsoft.com/office/drawing/2017/model3d" xmlns:o="urn:schemas-microsoft-com:office:office" xmlns:oel="http://schemas.microsoft.com/office/2019/extlst" xmlns:r="http://schemas.openxmlformats.org/officeDocument/2006/relationships" xmlns:m="http://schemas.openxmlformats.org/officeDocument/2006/math" xmlns:v="urn:schemas-microsoft-com:vml" xmlns:wp14="http://schemas.microsoft.com/office/word/2010/wordprocessingDrawing" xmlns:wp="http://schemas.openxmlformats.org/drawingml/2006/wordprocessingDrawing" xmlns:w10="urn:schemas-microsoft-com:office:word" xmlns:w="http://schemas.openxmlformats.org/wordprocessingml/2006/main" xmlns:w14="http://schemas.microsoft.com/office/word/2010/wordml" xmlns:w15="http://schemas.microsoft.com/office/word/2012/wordml" xmlns:w16cex="http://schemas.microsoft.com/office/word/2018/wordml/cex" xmlns:w16cid="http://schemas.microsoft.com/office/word/2016/wordml/cid" xmlns:w16="http://schemas.microsoft.com/office/word/2018/wordml" xmlns:w16du="http://schemas.microsoft.com/office/word/2023/wordml/word16du" xmlns:w16sdtdh="http://schemas.microsoft.com/office/word/2020/wordml/sdtdatahash" xmlns:w16se="http://schemas.microsoft.com/office/word/2015/wordml/symex" xmlns:wpg="http://schemas.microsoft.com/office/word/2010/wordprocessingGroup" xmlns:wpi="http://schemas.microsoft.com/office/word/2010/wordprocessingInk" xmlns:wne="http://schemas.microsoft.com/office/word/2006/wordml" xmlns:wps="http://schemas.microsoft.com/office/word/2010/wordprocessingShape" mc:Ignorable="w14 w15 w16se w16cid w16 w16cex w16sdtdh w16du wp14">
+<w:document xmlns:wpc="http://schemas.microsoft.com/office/word/2010/wordprocessingCanvas" xmlns:cx="http://schemas.microsoft.com/office/drawing/2014/chartex" xmlns:cx1="http://schemas.microsoft.com/office/drawing/2015/9/8/chartex" xmlns:cx2="http://schemas.microsoft.com/office/drawing/2015/10/21/chartex" xmlns:cx3="http://schemas.microsoft.com/office/drawing/2016/5/9/chartex" xmlns:cx4="http://schemas.microsoft.com/office/drawing/2016/5/10/chartex" xmlns:cx5="http://schemas.microsoft.com/office/drawing/2016/5/11/chartex" xmlns:cx6="http://schemas.microsoft.com/office/drawing/2016/5/12/chartex" xmlns:cx7="http://schemas.microsoft.com/office/drawing/2016/5/13/chartex" xmlns:cx8="http://schemas.microsoft.com/office/drawing/2016/5/14/chartex" xmlns:mc="http://schemas.openxmlformats.org/markup-compatibility/2006" xmlns:aink="http://schemas.microsoft.com/office/drawing/2016/ink" xmlns:am3d="http://schemas.microsoft.com/office/drawing/2017/model3d" xmlns:o="urn:schemas-microsoft-com:office:office" xmlns:oel="http://schemas.microsoft.com/office/2019/extlst" xmlns:r="http://schemas.openxmlformats.org/officeDocument/2006/relationships" xmlns:m="http://schemas.openxmlformats.org/officeDocument/2006/math" xmlns:v="urn:schemas-microsoft-com:vml" xmlns:wp14="http://schemas.microsoft.com/office/word/2010/wordprocessingDrawing" xmlns:wp="http://schemas.openxmlformats.org/drawingml/2006/wordprocessingDrawing" xmlns:w10="urn:schemas-microsoft-com:office:word" xmlns:w="http://schemas.openxmlformats.org/wordprocessingml/2006/main" xmlns:w14="http://schemas.microsoft.com/office/word/2010/wordml" xmlns:w15="http://schemas.microsoft.com/office/word/2012/wordml" xmlns:w16cex="http://schemas.microsoft.com/office/word/2018/wordml/cex" xmlns:w16cid="http://schemas.microsoft.com/office/word/2016/wordml/cid" xmlns:w16="http://schemas.microsoft.com/office/word/2018/wordml" xmlns:w16du="http://schemas.microsoft.com/office/word/2023/wordml/word16du" xmlns:w16sdtdh="http://schemas.microsoft.com/office/word/2020/wordml/sdtdatahash" xmlns:w16sdtfl="http://schemas.microsoft.com/office/word/2024/wordml/sdtformatlock" xmlns:w16se="http://schemas.microsoft.com/office/word/2015/wordml/symex" xmlns:wpg="http://schemas.microsoft.com/office/word/2010/wordprocessingGroup" xmlns:wpi="http://schemas.microsoft.com/office/word/2010/wordprocessingInk" xmlns:wne="http://schemas.microsoft.com/office/word/2006/wordml" xmlns:wps="http://schemas.microsoft.com/office/word/2010/wordprocessingShape" mc:Ignorable="w14 w15 w16se w16cid w16 w16cex w16sdtdh w16sdtfl w16du wp14">
   <w:body>
     <w:p>
       <w:pPr>
@@ -88,14 +88,22 @@
       <w:pPr>
         <w:pStyle w:val="Prrafodelista"/>
         <w:rPr>
-          <w:bCs/>
-        </w:rPr>
-      </w:pPr>
-      <w:r>
-        <w:rPr>
-          <w:bCs/>
-        </w:rPr>
-        <w:t>Desarrollar una aplicación web que facilite a los estudiantes universitarios la creación, gestión y difusión de su currículum digital, con el propósito de impulsar su crecimiento académico y profesional mediante una plataforma accesible, personalizable y adaptable a sus necesidades.</w:t>
+          <w:b/>
+        </w:rPr>
+      </w:pPr>
+    </w:p>
+    <w:p>
+      <w:pPr>
+        <w:pStyle w:val="Prrafodelista"/>
+        <w:rPr>
+          <w:bCs/>
+        </w:rPr>
+      </w:pPr>
+      <w:r>
+        <w:rPr>
+          <w:bCs/>
+        </w:rPr>
+        <w:t>Desarrollar una aplicación web orientada a fortalecer la proyección profesional de los universitarios mediante la gestión y visualización de currículums digitales</w:t>
       </w:r>
     </w:p>
     <w:p>
@@ -127,9 +135,17 @@
     <w:p>
       <w:pPr>
         <w:pStyle w:val="Prrafodelista"/>
+        <w:rPr>
+          <w:b/>
+        </w:rPr>
+      </w:pPr>
+    </w:p>
+    <w:p>
+      <w:pPr>
+        <w:pStyle w:val="Prrafodelista"/>
         <w:numPr>
           <w:ilvl w:val="0"/>
-          <w:numId w:val="12"/>
+          <w:numId w:val="16"/>
         </w:numPr>
         <w:rPr>
           <w:bCs/>
@@ -139,15 +155,22 @@
         <w:rPr>
           <w:bCs/>
         </w:rPr>
-        <w:t>Diseñar una interfaz de usuario intuitiva, atractiva y responsive que permita a los estudiantes construir y personalizar su currículum digital de forma sencilla y moderna.</w:t>
-      </w:r>
+        <w:t>Diseñar la estructura de la base de datos que permita almacenar y administrar currículums digitales registrados.</w:t>
+      </w:r>
+    </w:p>
+    <w:p>
+      <w:pPr>
+        <w:rPr>
+          <w:bCs/>
+        </w:rPr>
+      </w:pPr>
     </w:p>
     <w:p>
       <w:pPr>
         <w:pStyle w:val="Prrafodelista"/>
         <w:numPr>
           <w:ilvl w:val="0"/>
-          <w:numId w:val="11"/>
+          <w:numId w:val="16"/>
         </w:numPr>
         <w:rPr>
           <w:bCs/>
@@ -157,15 +180,22 @@
         <w:rPr>
           <w:bCs/>
         </w:rPr>
-        <w:t>Implementar un sistema de gestión de perfiles que brinde la posibilidad de registrar, editar y actualizar información académica, experiencia laboral, habilidades y logros de manera dinámica.</w:t>
-      </w:r>
+        <w:t>Desarrollar un entorno web que facilite la consulta y visualización de los currículums por parte de los usuarios.</w:t>
+      </w:r>
+    </w:p>
+    <w:p>
+      <w:pPr>
+        <w:rPr>
+          <w:bCs/>
+        </w:rPr>
+      </w:pPr>
     </w:p>
     <w:p>
       <w:pPr>
         <w:pStyle w:val="Prrafodelista"/>
         <w:numPr>
           <w:ilvl w:val="0"/>
-          <w:numId w:val="10"/>
+          <w:numId w:val="16"/>
         </w:numPr>
         <w:rPr>
           <w:bCs/>
@@ -175,15 +205,22 @@
         <w:rPr>
           <w:bCs/>
         </w:rPr>
-        <w:t>Incorporar funcionalidades que permitan exportar y compartir el currículum digital en diferentes formatos y plataformas, incluyendo PDF, correo electrónico y redes profesionales, ampliando así el alcance de los estudiantes.</w:t>
-      </w:r>
+        <w:t>Garantizar la accesibilidad y organización de la información para apoyar la proyección profesional de los universitarios.</w:t>
+      </w:r>
+    </w:p>
+    <w:p>
+      <w:pPr>
+        <w:rPr>
+          <w:bCs/>
+        </w:rPr>
+      </w:pPr>
     </w:p>
     <w:p>
       <w:pPr>
         <w:pStyle w:val="Prrafodelista"/>
         <w:numPr>
           <w:ilvl w:val="0"/>
-          <w:numId w:val="10"/>
+          <w:numId w:val="16"/>
         </w:numPr>
         <w:rPr>
           <w:bCs/>
@@ -193,17 +230,14 @@
         <w:rPr>
           <w:bCs/>
         </w:rPr>
-        <w:t>Integrar una base de datos que garantice el almacenamiento seguro y la disponibilidad de la información, facilitando el acceso y la actualización en cualquier momento y dispositivo.</w:t>
-      </w:r>
-    </w:p>
-    <w:p>
-      <w:pPr>
-        <w:pStyle w:val="Prrafodelista"/>
-        <w:ind w:left="1440"/>
-        <w:rPr>
-          <w:bCs/>
-        </w:rPr>
-      </w:pPr>
+        <w:t>Implementar funcionalidades que permitan la edición de la información de los currículums por parte de los administradores.</w:t>
+      </w:r>
+      <w:r>
+        <w:rPr>
+          <w:bCs/>
+        </w:rPr>
+        <w:br/>
+      </w:r>
     </w:p>
     <w:p>
       <w:pPr>
@@ -241,16 +275,31 @@
         <w:t xml:space="preserve">dominio </w:t>
       </w:r>
     </w:p>
-    <w:p/>
     <w:p>
       <w:r>
         <w:rPr>
           <w:noProof/>
         </w:rPr>
         <w:drawing>
-          <wp:inline distT="0" distB="0" distL="0" distR="0" wp14:anchorId="54E0AC79" wp14:editId="4A458475">
+          <wp:anchor distT="0" distB="0" distL="114300" distR="114300" simplePos="0" relativeHeight="251658240" behindDoc="0" locked="0" layoutInCell="1" allowOverlap="1" wp14:anchorId="54E0AC79" wp14:editId="3CDA6D48">
+            <wp:simplePos x="0" y="0"/>
+            <wp:positionH relativeFrom="margin">
+              <wp:align>center</wp:align>
+            </wp:positionH>
+            <wp:positionV relativeFrom="paragraph">
+              <wp:posOffset>31924</wp:posOffset>
+            </wp:positionV>
             <wp:extent cx="5612130" cy="2989580"/>
-            <wp:effectExtent l="0" t="0" r="0" b="1270"/>
+            <wp:effectExtent l="0" t="0" r="7620" b="1270"/>
+            <wp:wrapThrough wrapText="bothSides">
+              <wp:wrapPolygon edited="0">
+                <wp:start x="0" y="0"/>
+                <wp:lineTo x="0" y="21472"/>
+                <wp:lineTo x="21556" y="21472"/>
+                <wp:lineTo x="21556" y="0"/>
+                <wp:lineTo x="0" y="0"/>
+              </wp:wrapPolygon>
+            </wp:wrapThrough>
             <wp:docPr id="1" name="Imagen 1"/>
             <wp:cNvGraphicFramePr>
               <a:graphicFrameLocks xmlns:a="http://schemas.openxmlformats.org/drawingml/2006/main" noChangeAspect="1"/>
@@ -263,7 +312,13 @@
                     <pic:cNvPicPr/>
                   </pic:nvPicPr>
                   <pic:blipFill>
-                    <a:blip r:embed="rId5"/>
+                    <a:blip r:embed="rId5" cstate="print">
+                      <a:extLst>
+                        <a:ext uri="{28A0092B-C50C-407E-A947-70E740481C1C}">
+                          <a14:useLocalDpi xmlns:a14="http://schemas.microsoft.com/office/drawing/2010/main" val="0"/>
+                        </a:ext>
+                      </a:extLst>
+                    </a:blip>
                     <a:stretch>
                       <a:fillRect/>
                     </a:stretch>
@@ -280,10 +335,17 @@
                 </pic:pic>
               </a:graphicData>
             </a:graphic>
-          </wp:inline>
+            <wp14:sizeRelH relativeFrom="page">
+              <wp14:pctWidth>0</wp14:pctWidth>
+            </wp14:sizeRelH>
+            <wp14:sizeRelV relativeFrom="page">
+              <wp14:pctHeight>0</wp14:pctHeight>
+            </wp14:sizeRelV>
+          </wp:anchor>
         </w:drawing>
       </w:r>
     </w:p>
+    <w:p/>
     <w:p>
       <w:r>
         <w:t>https://personas.serviciodeempleo.gov.co/</w:t>
@@ -301,7 +363,6 @@
           <w:b/>
           <w:bCs/>
         </w:rPr>
-        <w:lastRenderedPageBreak/>
         <w:t>Servicio Público de Empleo</w:t>
       </w:r>
     </w:p>
@@ -310,6 +371,7 @@
         <w:t>El Servicio Público de Empleo es una plataforma oficial del Gobierno que facilita a los ciudadanos el registro de su hoja de vida y la búsqueda de oportunidades laborales. Su objetivo es conectar a quienes buscan empleo con empresas y entidades que publican vacantes, funcionando como un puente entre la oferta y la demanda laboral.</w:t>
       </w:r>
     </w:p>
+    <w:p/>
     <w:p/>
     <w:p>
       <w:pPr>
@@ -341,6 +403,11 @@
     <w:p>
       <w:pPr>
         <w:pStyle w:val="Prrafodelista"/>
+      </w:pPr>
+    </w:p>
+    <w:p>
+      <w:pPr>
+        <w:pStyle w:val="Prrafodelista"/>
         <w:numPr>
           <w:ilvl w:val="0"/>
           <w:numId w:val="4"/>
@@ -353,6 +420,16 @@
     <w:p>
       <w:pPr>
         <w:pStyle w:val="Prrafodelista"/>
+      </w:pPr>
+    </w:p>
+    <w:p>
+      <w:pPr>
+        <w:pStyle w:val="Prrafodelista"/>
+      </w:pPr>
+    </w:p>
+    <w:p>
+      <w:pPr>
+        <w:pStyle w:val="Prrafodelista"/>
         <w:numPr>
           <w:ilvl w:val="0"/>
           <w:numId w:val="4"/>
@@ -393,14 +470,41 @@
     <w:p>
       <w:pPr>
         <w:pStyle w:val="Prrafodelista"/>
+      </w:pPr>
+    </w:p>
+    <w:p>
+      <w:pPr>
+        <w:pStyle w:val="Prrafodelista"/>
         <w:numPr>
           <w:ilvl w:val="0"/>
           <w:numId w:val="3"/>
         </w:numPr>
       </w:pPr>
       <w:r>
-        <w:t>La combinación de colores es otro punto a mejorar. Actualmente la paleta carece de armonía y dificulta la lectura. Nuestra propuesta buscará integrar colores neutros y profesionales  que favorezcan la atención del usuario y mejoren la experiencia visual.</w:t>
-      </w:r>
+        <w:t xml:space="preserve">La combinación de colores es </w:t>
+      </w:r>
+      <w:r>
+        <w:t>otro punto para mejorar</w:t>
+      </w:r>
+      <w:r>
+        <w:t xml:space="preserve">. Actualmente la paleta carece de armonía y dificulta la lectura. Nuestra propuesta buscará integrar colores neutros y </w:t>
+      </w:r>
+      <w:r>
+        <w:t>profesionales que</w:t>
+      </w:r>
+      <w:r>
+        <w:t xml:space="preserve"> favorezcan la atención del usuario y mejoren la experiencia visual.</w:t>
+      </w:r>
+    </w:p>
+    <w:p>
+      <w:pPr>
+        <w:pStyle w:val="Prrafodelista"/>
+      </w:pPr>
+    </w:p>
+    <w:p>
+      <w:pPr>
+        <w:pStyle w:val="Prrafodelista"/>
+      </w:pPr>
     </w:p>
     <w:p>
       <w:pPr>
@@ -414,28 +518,31 @@
         <w:t>Finalmente, la experiencia móvil no es del todo fluida. Aunque la página puede consultarse desde un teléfono, no está optimizada bajo un enfoque mobile-first. En nuestro proyecto garantizaremos que la aplicación funcione de manera responsive, asegurando una navegación óptima tanto en computadores como en dispositivos móviles, considerando que los universitarios suelen acceder a este tipo de plataformas principalmente desde sus celulares.</w:t>
       </w:r>
     </w:p>
-    <w:p/>
-    <w:p/>
-    <w:p/>
-    <w:p/>
-    <w:p>
-      <w:pPr>
-        <w:rPr>
-          <w:b/>
-        </w:rPr>
-      </w:pPr>
-    </w:p>
-    <w:p/>
-    <w:p/>
     <w:p>
       <w:r>
         <w:rPr>
           <w:noProof/>
         </w:rPr>
         <w:drawing>
-          <wp:inline distT="0" distB="0" distL="0" distR="0" wp14:anchorId="67F768EC" wp14:editId="19811F92">
-            <wp:extent cx="5612130" cy="3007995"/>
-            <wp:effectExtent l="0" t="0" r="7620" b="1905"/>
+          <wp:anchor distT="0" distB="0" distL="114300" distR="114300" simplePos="0" relativeHeight="251659264" behindDoc="0" locked="0" layoutInCell="1" allowOverlap="1" wp14:anchorId="67F768EC" wp14:editId="6B65B3BB">
+            <wp:simplePos x="0" y="0"/>
+            <wp:positionH relativeFrom="margin">
+              <wp:align>center</wp:align>
+            </wp:positionH>
+            <wp:positionV relativeFrom="paragraph">
+              <wp:posOffset>108255</wp:posOffset>
+            </wp:positionV>
+            <wp:extent cx="5184619" cy="2778857"/>
+            <wp:effectExtent l="0" t="0" r="0" b="2540"/>
+            <wp:wrapThrough wrapText="bothSides">
+              <wp:wrapPolygon edited="0">
+                <wp:start x="0" y="0"/>
+                <wp:lineTo x="0" y="21472"/>
+                <wp:lineTo x="21510" y="21472"/>
+                <wp:lineTo x="21510" y="0"/>
+                <wp:lineTo x="0" y="0"/>
+              </wp:wrapPolygon>
+            </wp:wrapThrough>
             <wp:docPr id="2" name="Imagen 2"/>
             <wp:cNvGraphicFramePr>
               <a:graphicFrameLocks xmlns:a="http://schemas.openxmlformats.org/drawingml/2006/main" noChangeAspect="1"/>
@@ -448,7 +555,13 @@
                     <pic:cNvPicPr/>
                   </pic:nvPicPr>
                   <pic:blipFill>
-                    <a:blip r:embed="rId6"/>
+                    <a:blip r:embed="rId6" cstate="print">
+                      <a:extLst>
+                        <a:ext uri="{28A0092B-C50C-407E-A947-70E740481C1C}">
+                          <a14:useLocalDpi xmlns:a14="http://schemas.microsoft.com/office/drawing/2010/main" val="0"/>
+                        </a:ext>
+                      </a:extLst>
+                    </a:blip>
                     <a:stretch>
                       <a:fillRect/>
                     </a:stretch>
@@ -456,7 +569,7 @@
                   <pic:spPr>
                     <a:xfrm>
                       <a:off x="0" y="0"/>
-                      <a:ext cx="5612130" cy="3007995"/>
+                      <a:ext cx="5184619" cy="2778857"/>
                     </a:xfrm>
                     <a:prstGeom prst="rect">
                       <a:avLst/>
@@ -465,10 +578,29 @@
                 </pic:pic>
               </a:graphicData>
             </a:graphic>
-          </wp:inline>
+            <wp14:sizeRelH relativeFrom="page">
+              <wp14:pctWidth>0</wp14:pctWidth>
+            </wp14:sizeRelH>
+            <wp14:sizeRelV relativeFrom="page">
+              <wp14:pctHeight>0</wp14:pctHeight>
+            </wp14:sizeRelV>
+          </wp:anchor>
         </w:drawing>
       </w:r>
     </w:p>
+    <w:p/>
+    <w:p/>
+    <w:p/>
+    <w:p>
+      <w:pPr>
+        <w:rPr>
+          <w:b/>
+        </w:rPr>
+      </w:pPr>
+    </w:p>
+    <w:p/>
+    <w:p/>
+    <w:p/>
     <w:p>
       <w:pPr>
         <w:rPr>
@@ -618,9 +750,25 @@
           <w:noProof/>
         </w:rPr>
         <w:drawing>
-          <wp:inline distT="0" distB="0" distL="0" distR="0" wp14:anchorId="09A4E4DB" wp14:editId="15EC5D9C">
+          <wp:anchor distT="0" distB="0" distL="114300" distR="114300" simplePos="0" relativeHeight="251660288" behindDoc="0" locked="0" layoutInCell="1" allowOverlap="1" wp14:anchorId="09A4E4DB" wp14:editId="248EB66C">
+            <wp:simplePos x="0" y="0"/>
+            <wp:positionH relativeFrom="column">
+              <wp:posOffset>575730</wp:posOffset>
+            </wp:positionH>
+            <wp:positionV relativeFrom="paragraph">
+              <wp:posOffset>247</wp:posOffset>
+            </wp:positionV>
             <wp:extent cx="5612130" cy="2842895"/>
             <wp:effectExtent l="0" t="0" r="7620" b="0"/>
+            <wp:wrapThrough wrapText="bothSides">
+              <wp:wrapPolygon edited="0">
+                <wp:start x="0" y="0"/>
+                <wp:lineTo x="0" y="21421"/>
+                <wp:lineTo x="21556" y="21421"/>
+                <wp:lineTo x="21556" y="0"/>
+                <wp:lineTo x="0" y="0"/>
+              </wp:wrapPolygon>
+            </wp:wrapThrough>
             <wp:docPr id="3" name="Imagen 3"/>
             <wp:cNvGraphicFramePr>
               <a:graphicFrameLocks xmlns:a="http://schemas.openxmlformats.org/drawingml/2006/main" noChangeAspect="1"/>
@@ -633,7 +781,13 @@
                     <pic:cNvPicPr/>
                   </pic:nvPicPr>
                   <pic:blipFill>
-                    <a:blip r:embed="rId7"/>
+                    <a:blip r:embed="rId7" cstate="print">
+                      <a:extLst>
+                        <a:ext uri="{28A0092B-C50C-407E-A947-70E740481C1C}">
+                          <a14:useLocalDpi xmlns:a14="http://schemas.microsoft.com/office/drawing/2010/main" val="0"/>
+                        </a:ext>
+                      </a:extLst>
+                    </a:blip>
                     <a:stretch>
                       <a:fillRect/>
                     </a:stretch>
@@ -650,7 +804,13 @@
                 </pic:pic>
               </a:graphicData>
             </a:graphic>
-          </wp:inline>
+            <wp14:sizeRelH relativeFrom="page">
+              <wp14:pctWidth>0</wp14:pctWidth>
+            </wp14:sizeRelH>
+            <wp14:sizeRelV relativeFrom="page">
+              <wp14:pctHeight>0</wp14:pctHeight>
+            </wp14:sizeRelV>
+          </wp:anchor>
         </w:drawing>
       </w:r>
     </w:p>
@@ -673,11 +833,7 @@
     </w:p>
     <w:p>
       <w:r>
-        <w:t xml:space="preserve">Computrabajo es una de las plataformas privadas más reconocidas para la búsqueda de empleo en Latinoamérica. Su propósito es conectar a los candidatos con miles de empresas que publican vacantes diariamente, permitiendo tanto a los profesionales como a los empleadores interactuar </w:t>
-      </w:r>
-      <w:r>
-        <w:lastRenderedPageBreak/>
-        <w:t>en un entorno digital de contratación. Además de la bolsa de empleo, ofrece secciones de orientación profesional y herramientas que ayudan al usuario a mejorar sus posibilidades de ser contratado.</w:t>
+        <w:t>Computrabajo es una de las plataformas privadas más reconocidas para la búsqueda de empleo en Latinoamérica. Su propósito es conectar a los candidatos con miles de empresas que publican vacantes diariamente, permitiendo tanto a los profesionales como a los empleadores interactuar en un entorno digital de contratación. Además de la bolsa de empleo, ofrece secciones de orientación profesional y herramientas que ayudan al usuario a mejorar sus posibilidades de ser contratado.</w:t>
       </w:r>
     </w:p>
     <w:p/>
@@ -703,10 +859,17 @@
           <w:ilvl w:val="0"/>
           <w:numId w:val="7"/>
         </w:numPr>
+        <w:jc w:val="both"/>
       </w:pPr>
       <w:r>
         <w:t>Una de las principales fortalezas de Computrabajo es la gran visibilidad que brinda a sus usuarios, ya que conecta a los candidatos con un número muy amplio de empresas en tiempo real. Esta amplitud en la oferta laboral aumenta significativamente las posibilidades de que cada persona encuentre una vacante que se ajuste a su perfil.</w:t>
       </w:r>
+    </w:p>
+    <w:p>
+      <w:pPr>
+        <w:pStyle w:val="Prrafodelista"/>
+        <w:jc w:val="both"/>
+      </w:pPr>
     </w:p>
     <w:p>
       <w:pPr>
@@ -715,10 +878,17 @@
           <w:ilvl w:val="0"/>
           <w:numId w:val="7"/>
         </w:numPr>
+        <w:jc w:val="both"/>
       </w:pPr>
       <w:r>
         <w:t>Otra característica positiva es la facilidad con la que se pueden realizar búsquedas personalizadas. Al incluir filtros por cargo, ubicación y categoría, el usuario puede llegar rápidamente a las ofertas que más le interesan, lo cual representa un gran ahorro de tiempo frente a otras plataformas menos especializadas.</w:t>
       </w:r>
+    </w:p>
+    <w:p>
+      <w:pPr>
+        <w:pStyle w:val="Prrafodelista"/>
+        <w:jc w:val="both"/>
+      </w:pPr>
     </w:p>
     <w:p>
       <w:pPr>
@@ -727,14 +897,20 @@
           <w:ilvl w:val="0"/>
           <w:numId w:val="7"/>
         </w:numPr>
+        <w:jc w:val="both"/>
       </w:pPr>
       <w:r>
         <w:t>La plataforma también integra herramientas de acompañamiento profesional, como consejos y guías para mejorar el perfil y preparar al usuario en la búsqueda laboral. Esto enriquece la experiencia, ya que no solo conecta con empleos, sino que también apoya el desarrollo personal y profesional de los candidatos.</w:t>
       </w:r>
     </w:p>
-    <w:p/>
-    <w:p>
-      <w:pPr>
+    <w:p>
+      <w:pPr>
+        <w:jc w:val="both"/>
+      </w:pPr>
+    </w:p>
+    <w:p>
+      <w:pPr>
+        <w:jc w:val="both"/>
         <w:rPr>
           <w:b/>
           <w:bCs/>
@@ -755,10 +931,17 @@
           <w:ilvl w:val="0"/>
           <w:numId w:val="8"/>
         </w:numPr>
+        <w:jc w:val="both"/>
       </w:pPr>
       <w:r>
         <w:t>Aunque Computrabajo es una plataforma robusta, hay aspectos que nosotros podemos mejorar en nuestro proyecto. En primer lugar, al ser un espacio masivo, la experiencia resulta poco personalizada y en ocasiones impersonal. Nuestro proyecto buscará diferenciarse al ofrecer currículums digitales más dinámicos, que cada estudiante pueda diseñar y personalizar de acuerdo con su identidad profesional, destacando proyectos, habilidades específicas y logros de forma única.</w:t>
       </w:r>
+    </w:p>
+    <w:p>
+      <w:pPr>
+        <w:pStyle w:val="Prrafodelista"/>
+        <w:jc w:val="both"/>
+      </w:pPr>
     </w:p>
     <w:p>
       <w:pPr>
@@ -767,10 +950,17 @@
           <w:ilvl w:val="0"/>
           <w:numId w:val="8"/>
         </w:numPr>
+        <w:jc w:val="both"/>
       </w:pPr>
       <w:r>
         <w:t>Otro aspecto a mejorar es la limitada integración que ofrece en cuanto a exportación y compartición de perfiles. Computrabajo se centra en la postulación directa dentro de la plataforma, pero no facilita la creación de un currículum que pueda compartirse fácilmente en redes profesionales o descargarse en distintos formatos. Nuestro sistema incluirá la opción de exportar el currículum en PDF y compartirlo en plataformas externas, ampliando el alcance del perfil digital de cada estudiante.</w:t>
       </w:r>
+    </w:p>
+    <w:p>
+      <w:pPr>
+        <w:pStyle w:val="Prrafodelista"/>
+        <w:jc w:val="both"/>
+      </w:pPr>
     </w:p>
     <w:p>
       <w:pPr>
@@ -779,12 +969,13 @@
           <w:ilvl w:val="0"/>
           <w:numId w:val="8"/>
         </w:numPr>
+        <w:jc w:val="both"/>
       </w:pPr>
       <w:r>
         <w:t>Finalmente, aunque la interfaz de Computrabajo es limpia, su diseño sigue un esquema muy corporativo que puede resultar poco atractivo para el público universitario. Nosotros proponemos una interfaz más moderna, intuitiva y amigable, que conecte con las necesidades de los jóvenes y les motive a crear y mantener actualizado su portafolio digital</w:t>
       </w:r>
       <w:r>
-        <w:t>m.</w:t>
+        <w:t>.</w:t>
       </w:r>
     </w:p>
     <w:p>
@@ -831,330 +1022,542 @@
           <w:b/>
           <w:bCs/>
         </w:rPr>
-        <w:lastRenderedPageBreak/>
-        <w:t>Casos de uso</w:t>
-      </w:r>
-    </w:p>
-    <w:p>
-      <w:pPr>
-        <w:pStyle w:val="Prrafodelista"/>
-        <w:rPr>
-          <w:b/>
-          <w:bCs/>
-        </w:rPr>
-      </w:pPr>
-      <w:r>
-        <w:rPr>
-          <w:b/>
-          <w:bCs/>
-        </w:rPr>
-        <w:t>CU01</w:t>
-      </w:r>
-      <w:r>
-        <w:rPr>
-          <w:b/>
-          <w:bCs/>
-        </w:rPr>
-        <w:t>-</w:t>
-      </w:r>
-      <w:r>
-        <w:rPr>
-          <w:b/>
-          <w:bCs/>
-        </w:rPr>
-        <w:t>Ingresar a la aplicación web</w:t>
-      </w:r>
-    </w:p>
-    <w:p>
-      <w:pPr>
-        <w:pStyle w:val="Prrafodelista"/>
-      </w:pPr>
-      <w:r>
-        <w:t>A</w:t>
-      </w:r>
-      <w:r>
-        <w:t>ctor</w:t>
-      </w:r>
-      <w:r>
-        <w:t xml:space="preserve">: usuario y administrador </w:t>
-      </w:r>
-    </w:p>
-    <w:p>
-      <w:pPr>
-        <w:pStyle w:val="Prrafodelista"/>
-      </w:pPr>
-      <w:r>
-        <w:t xml:space="preserve">Descripción: </w:t>
-      </w:r>
-      <w:r>
-        <w:t>el usuario y el administrador pueden acceder a la aplicación web y visualizar el contenido principal de la misma.</w:t>
-      </w:r>
-    </w:p>
-    <w:p>
-      <w:pPr>
-        <w:pStyle w:val="Prrafodelista"/>
-      </w:pPr>
-    </w:p>
-    <w:p>
-      <w:pPr>
-        <w:pStyle w:val="Prrafodelista"/>
-        <w:rPr>
-          <w:b/>
-          <w:bCs/>
-        </w:rPr>
-      </w:pPr>
-      <w:r>
-        <w:rPr>
-          <w:b/>
-          <w:bCs/>
-        </w:rPr>
-        <w:t>CU02-login</w:t>
-      </w:r>
-    </w:p>
-    <w:p>
-      <w:pPr>
-        <w:pStyle w:val="Prrafodelista"/>
-      </w:pPr>
-      <w:r>
-        <w:t>Actor: administrador</w:t>
-      </w:r>
-    </w:p>
-    <w:p>
-      <w:pPr>
-        <w:pStyle w:val="Prrafodelista"/>
-      </w:pPr>
-      <w:r>
-        <w:t>Descripción: el administrador puede ingresar sus credenciales e iniciar sesión, posteriormente tener acceso a la información de su curriculum.</w:t>
-      </w:r>
-    </w:p>
-    <w:p>
-      <w:pPr>
-        <w:pStyle w:val="Prrafodelista"/>
-      </w:pPr>
-    </w:p>
-    <w:p>
-      <w:pPr>
-        <w:pStyle w:val="Prrafodelista"/>
-        <w:rPr>
-          <w:b/>
-          <w:bCs/>
-        </w:rPr>
-      </w:pPr>
-      <w:r>
-        <w:rPr>
-          <w:b/>
-          <w:bCs/>
-        </w:rPr>
-        <w:t>CU03-</w:t>
-      </w:r>
-      <w:r>
-        <w:rPr>
-          <w:b/>
-          <w:bCs/>
-        </w:rPr>
-        <w:t xml:space="preserve"> </w:t>
-      </w:r>
-      <w:r>
-        <w:rPr>
-          <w:b/>
-          <w:bCs/>
-        </w:rPr>
-        <w:t>visualizar curriculum</w:t>
-      </w:r>
-    </w:p>
-    <w:p>
-      <w:pPr>
-        <w:pStyle w:val="Prrafodelista"/>
-      </w:pPr>
-      <w:r>
-        <w:t>Actor: usuario y administrador</w:t>
-      </w:r>
-    </w:p>
-    <w:p>
-      <w:pPr>
-        <w:pStyle w:val="Prrafodelista"/>
-      </w:pPr>
-      <w:r>
-        <w:t>Descripción: el usuario y el administrador deben de poder ver la información clara y entendible de los curriculums registrados en la aplicación web</w:t>
-      </w:r>
-    </w:p>
-    <w:p>
-      <w:pPr>
-        <w:pStyle w:val="Prrafodelista"/>
-      </w:pPr>
-    </w:p>
-    <w:p>
-      <w:pPr>
-        <w:pStyle w:val="Prrafodelista"/>
-        <w:rPr>
-          <w:b/>
-          <w:bCs/>
-        </w:rPr>
-      </w:pPr>
-      <w:r>
-        <w:rPr>
-          <w:b/>
-          <w:bCs/>
-        </w:rPr>
-        <w:t xml:space="preserve">CU04-modificar </w:t>
-      </w:r>
-      <w:r>
-        <w:rPr>
-          <w:b/>
-          <w:bCs/>
-        </w:rPr>
-        <w:t>información</w:t>
-      </w:r>
-    </w:p>
-    <w:p>
-      <w:pPr>
-        <w:pStyle w:val="Prrafodelista"/>
-      </w:pPr>
-      <w:r>
-        <w:t xml:space="preserve">Actor: administrador </w:t>
-      </w:r>
-    </w:p>
-    <w:p>
-      <w:pPr>
-        <w:pStyle w:val="Prrafodelista"/>
-      </w:pPr>
-      <w:r>
-        <w:t xml:space="preserve">Descripción: el administrador al </w:t>
-      </w:r>
-      <w:r>
-        <w:t>ingresar debe poder acceder a su información y de esa manera si él lo decide puede modificar la información actual del curriculum</w:t>
-      </w:r>
-    </w:p>
-    <w:p>
-      <w:pPr>
-        <w:pStyle w:val="Prrafodelista"/>
-      </w:pPr>
-    </w:p>
-    <w:p>
-      <w:pPr>
-        <w:pStyle w:val="Prrafodelista"/>
-        <w:rPr>
-          <w:b/>
-          <w:bCs/>
-        </w:rPr>
-      </w:pPr>
-      <w:r>
-        <w:rPr>
-          <w:b/>
-          <w:bCs/>
-        </w:rPr>
-        <w:t>CU05-guardar información</w:t>
-      </w:r>
-      <w:r>
-        <w:rPr>
-          <w:b/>
-          <w:bCs/>
-        </w:rPr>
-        <w:t xml:space="preserve"> </w:t>
-      </w:r>
-    </w:p>
-    <w:p>
-      <w:pPr>
-        <w:pStyle w:val="Prrafodelista"/>
-      </w:pPr>
-      <w:r>
-        <w:t>Actor: administrador</w:t>
-      </w:r>
-    </w:p>
-    <w:p>
-      <w:pPr>
-        <w:pStyle w:val="Prrafodelista"/>
-      </w:pPr>
-      <w:r>
-        <w:t>Descripción: el administrador luego de modificar su información esta debe poder guardarse en la basa de datos para que luego esta se actualice en la aplicación web</w:t>
-      </w:r>
-    </w:p>
-    <w:p>
-      <w:pPr>
-        <w:pStyle w:val="Prrafodelista"/>
-      </w:pPr>
-    </w:p>
-    <w:p>
-      <w:pPr>
-        <w:pStyle w:val="Prrafodelista"/>
-        <w:rPr>
-          <w:b/>
-          <w:bCs/>
-        </w:rPr>
-      </w:pPr>
-      <w:r>
-        <w:rPr>
-          <w:b/>
-          <w:bCs/>
-        </w:rPr>
-        <w:t xml:space="preserve">CU06- </w:t>
-      </w:r>
-      <w:r>
-        <w:rPr>
-          <w:b/>
-          <w:bCs/>
-        </w:rPr>
-        <w:t>imprimir curriulum</w:t>
-      </w:r>
-    </w:p>
-    <w:p>
-      <w:pPr>
-        <w:pStyle w:val="Prrafodelista"/>
-      </w:pPr>
-      <w:r>
-        <w:t>Actor: administrador</w:t>
-      </w:r>
-    </w:p>
-    <w:p>
-      <w:pPr>
-        <w:pStyle w:val="Prrafodelista"/>
-      </w:pPr>
-      <w:r>
-        <w:t xml:space="preserve">Descripción: </w:t>
-      </w:r>
-      <w:r>
-        <w:t>el administrador debe de poder imprimir su curriculum con la información actualizada</w:t>
-      </w:r>
-    </w:p>
-    <w:p>
-      <w:pPr>
-        <w:pStyle w:val="Prrafodelista"/>
-      </w:pPr>
-    </w:p>
-    <w:p>
-      <w:pPr>
-        <w:pStyle w:val="Prrafodelista"/>
-        <w:rPr>
-          <w:b/>
-          <w:bCs/>
-        </w:rPr>
-      </w:pPr>
-      <w:r>
-        <w:rPr>
-          <w:b/>
-          <w:bCs/>
-        </w:rPr>
-        <w:t xml:space="preserve">CU07-cerrar sesión </w:t>
-      </w:r>
-    </w:p>
-    <w:p>
-      <w:pPr>
-        <w:pStyle w:val="Prrafodelista"/>
-      </w:pPr>
-      <w:r>
-        <w:t>Actor: administrador</w:t>
-      </w:r>
-    </w:p>
-    <w:p>
-      <w:pPr>
-        <w:pStyle w:val="Prrafodelista"/>
-        <w:rPr>
-          <w:u w:val="single"/>
-        </w:rPr>
-      </w:pPr>
-      <w:r>
-        <w:t>Descripción: el administrador debe poder cerrar su sesión una vez terminada de realizar el proceso elegido</w:t>
-      </w:r>
+        <w:t xml:space="preserve">Requisitos </w:t>
+      </w:r>
+      <w:r>
+        <w:rPr>
+          <w:rFonts w:cstheme="minorHAnsi"/>
+          <w:b/>
+          <w:bCs/>
+        </w:rPr>
+        <w:br/>
+      </w:r>
+    </w:p>
+    <w:p>
+      <w:pPr>
+        <w:pStyle w:val="Prrafodelista"/>
+        <w:numPr>
+          <w:ilvl w:val="0"/>
+          <w:numId w:val="17"/>
+        </w:numPr>
+        <w:rPr>
+          <w:rFonts w:cstheme="minorHAnsi"/>
+          <w:b/>
+          <w:bCs/>
+          <w:vanish/>
+        </w:rPr>
+      </w:pPr>
+    </w:p>
+    <w:p>
+      <w:pPr>
+        <w:pStyle w:val="Prrafodelista"/>
+        <w:numPr>
+          <w:ilvl w:val="0"/>
+          <w:numId w:val="17"/>
+        </w:numPr>
+        <w:rPr>
+          <w:rFonts w:cstheme="minorHAnsi"/>
+          <w:b/>
+          <w:bCs/>
+          <w:vanish/>
+        </w:rPr>
+      </w:pPr>
+    </w:p>
+    <w:p>
+      <w:pPr>
+        <w:pStyle w:val="Prrafodelista"/>
+        <w:numPr>
+          <w:ilvl w:val="0"/>
+          <w:numId w:val="17"/>
+        </w:numPr>
+        <w:rPr>
+          <w:rFonts w:cstheme="minorHAnsi"/>
+          <w:b/>
+          <w:bCs/>
+          <w:vanish/>
+        </w:rPr>
+      </w:pPr>
+    </w:p>
+    <w:p>
+      <w:pPr>
+        <w:pStyle w:val="Prrafodelista"/>
+        <w:numPr>
+          <w:ilvl w:val="0"/>
+          <w:numId w:val="17"/>
+        </w:numPr>
+        <w:rPr>
+          <w:rFonts w:cstheme="minorHAnsi"/>
+          <w:b/>
+          <w:bCs/>
+          <w:vanish/>
+        </w:rPr>
+      </w:pPr>
+    </w:p>
+    <w:p>
+      <w:pPr>
+        <w:pStyle w:val="Prrafodelista"/>
+        <w:numPr>
+          <w:ilvl w:val="0"/>
+          <w:numId w:val="17"/>
+        </w:numPr>
+        <w:rPr>
+          <w:rFonts w:cstheme="minorHAnsi"/>
+          <w:b/>
+          <w:bCs/>
+          <w:vanish/>
+        </w:rPr>
+      </w:pPr>
+    </w:p>
+    <w:p>
+      <w:pPr>
+        <w:pStyle w:val="Prrafodelista"/>
+        <w:numPr>
+          <w:ilvl w:val="1"/>
+          <w:numId w:val="17"/>
+        </w:numPr>
+        <w:rPr>
+          <w:rFonts w:cstheme="minorHAnsi"/>
+          <w:b/>
+          <w:bCs/>
+        </w:rPr>
+      </w:pPr>
+      <w:r>
+        <w:rPr>
+          <w:rFonts w:cstheme="minorHAnsi"/>
+          <w:b/>
+          <w:bCs/>
+        </w:rPr>
+        <w:t>R</w:t>
+      </w:r>
+      <w:r>
+        <w:rPr>
+          <w:rFonts w:cstheme="minorHAnsi"/>
+          <w:b/>
+          <w:bCs/>
+        </w:rPr>
+        <w:t xml:space="preserve">equisitos </w:t>
+      </w:r>
+      <w:r>
+        <w:rPr>
+          <w:rFonts w:cstheme="minorHAnsi"/>
+          <w:b/>
+          <w:bCs/>
+        </w:rPr>
+        <w:t>F</w:t>
+      </w:r>
+      <w:r>
+        <w:rPr>
+          <w:rFonts w:cstheme="minorHAnsi"/>
+          <w:b/>
+          <w:bCs/>
+        </w:rPr>
+        <w:t>uncionales</w:t>
+      </w:r>
+    </w:p>
+    <w:p>
+      <w:pPr>
+        <w:pStyle w:val="Prrafodelista"/>
+        <w:ind w:left="792"/>
+        <w:rPr>
+          <w:rFonts w:cstheme="minorHAnsi"/>
+          <w:b/>
+          <w:bCs/>
+        </w:rPr>
+      </w:pPr>
+    </w:p>
+    <w:p>
+      <w:pPr>
+        <w:pStyle w:val="Prrafodelista"/>
+        <w:numPr>
+          <w:ilvl w:val="0"/>
+          <w:numId w:val="19"/>
+        </w:numPr>
+        <w:jc w:val="both"/>
+        <w:rPr>
+          <w:rFonts w:cstheme="minorHAnsi"/>
+        </w:rPr>
+      </w:pPr>
+      <w:r>
+        <w:rPr>
+          <w:rFonts w:cstheme="minorHAnsi"/>
+        </w:rPr>
+        <w:t>El sistema debe permitir únicamente al administrador iniciar y cerrar sesión con credenciales seguras.</w:t>
+      </w:r>
+      <w:r>
+        <w:rPr>
+          <w:rFonts w:cstheme="minorHAnsi"/>
+        </w:rPr>
+        <w:br/>
+      </w:r>
+    </w:p>
+    <w:p>
+      <w:pPr>
+        <w:pStyle w:val="Prrafodelista"/>
+        <w:numPr>
+          <w:ilvl w:val="0"/>
+          <w:numId w:val="19"/>
+        </w:numPr>
+        <w:jc w:val="both"/>
+        <w:rPr>
+          <w:rFonts w:cstheme="minorHAnsi"/>
+        </w:rPr>
+      </w:pPr>
+      <w:r>
+        <w:rPr>
+          <w:rFonts w:cstheme="minorHAnsi"/>
+        </w:rPr>
+        <w:t>El sistema debe permitir que los usuarios consulten los currículums previamente registrados sin autenticación. El administrador también podrá visualizarlos para su gestión.</w:t>
+      </w:r>
+    </w:p>
+    <w:p>
+      <w:pPr>
+        <w:pStyle w:val="Prrafodelista"/>
+        <w:ind w:left="792"/>
+        <w:jc w:val="both"/>
+        <w:rPr>
+          <w:rFonts w:cstheme="minorHAnsi"/>
+        </w:rPr>
+      </w:pPr>
+    </w:p>
+    <w:p>
+      <w:pPr>
+        <w:pStyle w:val="Prrafodelista"/>
+        <w:ind w:left="792"/>
+        <w:jc w:val="both"/>
+        <w:rPr>
+          <w:rFonts w:cstheme="minorHAnsi"/>
+        </w:rPr>
+      </w:pPr>
+      <w:r>
+        <w:rPr>
+          <w:rFonts w:cstheme="minorHAnsi"/>
+        </w:rPr>
+        <w:t>3. El sistema debe ofrecer a usuarios y administrador la opción de exportar o compartir un currículum digital en formato PDF o enlace.</w:t>
+      </w:r>
+    </w:p>
+    <w:p>
+      <w:pPr>
+        <w:pStyle w:val="Prrafodelista"/>
+        <w:ind w:left="792"/>
+        <w:jc w:val="both"/>
+        <w:rPr>
+          <w:rFonts w:cstheme="minorHAnsi"/>
+        </w:rPr>
+      </w:pPr>
+    </w:p>
+    <w:p>
+      <w:pPr>
+        <w:pStyle w:val="Prrafodelista"/>
+        <w:ind w:left="792"/>
+        <w:jc w:val="both"/>
+        <w:rPr>
+          <w:rFonts w:cstheme="minorHAnsi"/>
+        </w:rPr>
+      </w:pPr>
+      <w:r>
+        <w:rPr>
+          <w:rFonts w:cstheme="minorHAnsi"/>
+        </w:rPr>
+        <w:t>4. El sistema debe permitir que el administrador edite la información ya registrada en los currículums.</w:t>
+      </w:r>
+    </w:p>
+    <w:p>
+      <w:pPr>
+        <w:pStyle w:val="Prrafodelista"/>
+        <w:ind w:left="792"/>
+        <w:jc w:val="both"/>
+        <w:rPr>
+          <w:rFonts w:cstheme="minorHAnsi"/>
+        </w:rPr>
+      </w:pPr>
+    </w:p>
+    <w:p>
+      <w:pPr>
+        <w:pStyle w:val="Prrafodelista"/>
+        <w:ind w:left="792"/>
+        <w:jc w:val="both"/>
+        <w:rPr>
+          <w:rFonts w:cstheme="minorHAnsi"/>
+        </w:rPr>
+      </w:pPr>
+      <w:r>
+        <w:rPr>
+          <w:rFonts w:cstheme="minorHAnsi"/>
+        </w:rPr>
+        <w:t>5. El sistema debe registrar los cambios realizados en los currículums por el administrador.</w:t>
+      </w:r>
+    </w:p>
+    <w:p>
+      <w:pPr>
+        <w:pStyle w:val="Prrafodelista"/>
+        <w:ind w:left="792"/>
+        <w:jc w:val="both"/>
+        <w:rPr>
+          <w:rFonts w:cstheme="minorHAnsi"/>
+          <w:b/>
+          <w:bCs/>
+        </w:rPr>
+      </w:pPr>
+    </w:p>
+    <w:p>
+      <w:pPr>
+        <w:pStyle w:val="Prrafodelista"/>
+        <w:numPr>
+          <w:ilvl w:val="1"/>
+          <w:numId w:val="17"/>
+        </w:numPr>
+        <w:jc w:val="both"/>
+        <w:rPr>
+          <w:rFonts w:cstheme="minorHAnsi"/>
+          <w:b/>
+          <w:bCs/>
+        </w:rPr>
+      </w:pPr>
+      <w:r>
+        <w:rPr>
+          <w:rFonts w:cstheme="minorHAnsi"/>
+          <w:b/>
+          <w:bCs/>
+        </w:rPr>
+        <w:t>R</w:t>
+      </w:r>
+      <w:r>
+        <w:rPr>
+          <w:rFonts w:cstheme="minorHAnsi"/>
+          <w:b/>
+          <w:bCs/>
+        </w:rPr>
+        <w:t>equisitos no funcionales</w:t>
+      </w:r>
+    </w:p>
+    <w:p>
+      <w:pPr>
+        <w:pStyle w:val="Prrafodelista"/>
+        <w:ind w:left="792"/>
+        <w:jc w:val="both"/>
+        <w:rPr>
+          <w:rFonts w:cstheme="minorHAnsi"/>
+          <w:b/>
+          <w:bCs/>
+        </w:rPr>
+      </w:pPr>
+    </w:p>
+    <w:p>
+      <w:pPr>
+        <w:pStyle w:val="Prrafodelista"/>
+        <w:jc w:val="both"/>
+        <w:rPr>
+          <w:rFonts w:cstheme="minorHAnsi"/>
+        </w:rPr>
+      </w:pPr>
+      <w:r>
+        <w:rPr>
+          <w:rFonts w:cstheme="minorHAnsi"/>
+        </w:rPr>
+        <w:t>1. La interfaz debe ser simple y comprensible para que usuarios y administrador interactúen fácilmente.</w:t>
+      </w:r>
+    </w:p>
+    <w:p>
+      <w:pPr>
+        <w:pStyle w:val="Prrafodelista"/>
+        <w:jc w:val="both"/>
+        <w:rPr>
+          <w:rFonts w:cstheme="minorHAnsi"/>
+        </w:rPr>
+      </w:pPr>
+    </w:p>
+    <w:p>
+      <w:pPr>
+        <w:pStyle w:val="Prrafodelista"/>
+        <w:jc w:val="both"/>
+        <w:rPr>
+          <w:rFonts w:cstheme="minorHAnsi"/>
+        </w:rPr>
+      </w:pPr>
+      <w:r>
+        <w:rPr>
+          <w:rFonts w:cstheme="minorHAnsi"/>
+        </w:rPr>
+        <w:t>2. La información contenida en los currículums (datos personales y académicos) debe estar protegida contra accesos no autorizados.</w:t>
+      </w:r>
+    </w:p>
+    <w:p>
+      <w:pPr>
+        <w:pStyle w:val="Prrafodelista"/>
+        <w:jc w:val="both"/>
+        <w:rPr>
+          <w:rFonts w:cstheme="minorHAnsi"/>
+        </w:rPr>
+      </w:pPr>
+    </w:p>
+    <w:p>
+      <w:pPr>
+        <w:pStyle w:val="Prrafodelista"/>
+        <w:jc w:val="both"/>
+        <w:rPr>
+          <w:rFonts w:cstheme="minorHAnsi"/>
+        </w:rPr>
+      </w:pPr>
+      <w:r>
+        <w:rPr>
+          <w:rFonts w:cstheme="minorHAnsi"/>
+        </w:rPr>
+        <w:t>Los currículums solo podrán ser editados por el administrador.</w:t>
+      </w:r>
+    </w:p>
+    <w:p>
+      <w:pPr>
+        <w:pStyle w:val="Prrafodelista"/>
+        <w:jc w:val="both"/>
+        <w:rPr>
+          <w:rFonts w:cstheme="minorHAnsi"/>
+        </w:rPr>
+      </w:pPr>
+    </w:p>
+    <w:p>
+      <w:pPr>
+        <w:pStyle w:val="Prrafodelista"/>
+        <w:jc w:val="both"/>
+        <w:rPr>
+          <w:rFonts w:cstheme="minorHAnsi"/>
+        </w:rPr>
+      </w:pPr>
+      <w:r>
+        <w:rPr>
+          <w:rFonts w:cstheme="minorHAnsi"/>
+        </w:rPr>
+        <w:t>La exportación de currículums debe mantener la integridad de la información sin alteraciones.</w:t>
+      </w:r>
+    </w:p>
+    <w:p>
+      <w:pPr>
+        <w:pStyle w:val="Prrafodelista"/>
+        <w:jc w:val="both"/>
+        <w:rPr>
+          <w:rFonts w:cstheme="minorHAnsi"/>
+        </w:rPr>
+      </w:pPr>
+    </w:p>
+    <w:p>
+      <w:pPr>
+        <w:pStyle w:val="Prrafodelista"/>
+        <w:jc w:val="both"/>
+        <w:rPr>
+          <w:rFonts w:cstheme="minorHAnsi"/>
+        </w:rPr>
+      </w:pPr>
+      <w:r>
+        <w:rPr>
+          <w:rFonts w:cstheme="minorHAnsi"/>
+        </w:rPr>
+        <w:t>3. El sistema debe estar disponible para consulta en cualquier momento dentro del entorno universitario.</w:t>
+      </w:r>
+    </w:p>
+    <w:p>
+      <w:pPr>
+        <w:pStyle w:val="Prrafodelista"/>
+        <w:jc w:val="both"/>
+        <w:rPr>
+          <w:rFonts w:cstheme="minorHAnsi"/>
+        </w:rPr>
+      </w:pPr>
+    </w:p>
+    <w:p>
+      <w:pPr>
+        <w:pStyle w:val="Prrafodelista"/>
+        <w:jc w:val="both"/>
+        <w:rPr>
+          <w:rFonts w:cstheme="minorHAnsi"/>
+        </w:rPr>
+      </w:pPr>
+      <w:r>
+        <w:rPr>
+          <w:rFonts w:cstheme="minorHAnsi"/>
+        </w:rPr>
+        <w:t>4. La aplicación debe funcionar en navegadores web comunes (Chrome, Firefox, Edge) y en dispositivos móviles.</w:t>
+      </w:r>
+    </w:p>
+    <w:p>
+      <w:pPr>
+        <w:pStyle w:val="Prrafodelista"/>
+        <w:jc w:val="both"/>
+        <w:rPr>
+          <w:rFonts w:cstheme="minorHAnsi"/>
+        </w:rPr>
+      </w:pPr>
+    </w:p>
+    <w:p>
+      <w:pPr>
+        <w:pStyle w:val="Prrafodelista"/>
+        <w:jc w:val="both"/>
+        <w:rPr>
+          <w:rFonts w:cstheme="minorHAnsi"/>
+        </w:rPr>
+      </w:pPr>
+      <w:r>
+        <w:rPr>
+          <w:rFonts w:cstheme="minorHAnsi"/>
+        </w:rPr>
+        <w:t>5. La visualización de los currículums no debe superar los 3 segundos de carga, incluso con múltiples usuarios accediendo al mismo tiempo.</w:t>
+      </w:r>
+    </w:p>
+    <w:p>
+      <w:pPr>
+        <w:pStyle w:val="Prrafodelista"/>
+        <w:jc w:val="both"/>
+        <w:rPr>
+          <w:rFonts w:cstheme="minorHAnsi"/>
+        </w:rPr>
+      </w:pPr>
+    </w:p>
+    <w:p>
+      <w:pPr>
+        <w:pStyle w:val="Prrafodelista"/>
+        <w:jc w:val="both"/>
+        <w:rPr>
+          <w:rFonts w:cstheme="minorHAnsi"/>
+        </w:rPr>
+      </w:pPr>
+      <w:r>
+        <w:rPr>
+          <w:rFonts w:cstheme="minorHAnsi"/>
+        </w:rPr>
+        <w:t>6. El sistema debe soportar un número indeterminado de usuarios que consulten los currículums sin degradar su funcionamiento.</w:t>
+      </w:r>
+    </w:p>
+    <w:p>
+      <w:pPr>
+        <w:pStyle w:val="Prrafodelista"/>
+        <w:jc w:val="both"/>
+        <w:rPr>
+          <w:rFonts w:cstheme="minorHAnsi"/>
+        </w:rPr>
+      </w:pPr>
+    </w:p>
+    <w:p>
+      <w:pPr>
+        <w:pStyle w:val="Prrafodelista"/>
+        <w:jc w:val="both"/>
+        <w:rPr>
+          <w:rFonts w:cstheme="minorHAnsi"/>
+        </w:rPr>
+      </w:pPr>
+      <w:r>
+        <w:rPr>
+          <w:rFonts w:cstheme="minorHAnsi"/>
+        </w:rPr>
+        <w:t>El sistema debe estar documentado para permitir ajustes y mejoras en el futuro sin comprometer los datos ya almacenados.</w:t>
+      </w:r>
+    </w:p>
+    <w:p>
+      <w:pPr>
+        <w:pStyle w:val="Prrafodelista"/>
+        <w:rPr>
+          <w:rFonts w:cstheme="minorHAnsi"/>
+          <w:b/>
+          <w:bCs/>
+        </w:rPr>
+      </w:pPr>
     </w:p>
     <w:p>
       <w:pPr>
@@ -1163,12 +1566,352 @@
           <w:ilvl w:val="0"/>
           <w:numId w:val="9"/>
         </w:numPr>
+        <w:rPr>
+          <w:rFonts w:cstheme="minorHAnsi"/>
+          <w:b/>
+          <w:bCs/>
+        </w:rPr>
+      </w:pPr>
+      <w:r>
+        <w:rPr>
+          <w:rFonts w:cstheme="minorHAnsi"/>
+          <w:b/>
+          <w:bCs/>
+        </w:rPr>
+        <w:t>Casos de uso</w:t>
+      </w:r>
+    </w:p>
+    <w:p>
+      <w:pPr>
+        <w:pStyle w:val="Prrafodelista"/>
+        <w:rPr>
+          <w:rFonts w:cstheme="minorHAnsi"/>
+          <w:b/>
+          <w:bCs/>
+        </w:rPr>
+      </w:pPr>
+    </w:p>
+    <w:p>
+      <w:pPr>
+        <w:pStyle w:val="Prrafodelista"/>
+        <w:rPr>
+          <w:b/>
+          <w:bCs/>
+        </w:rPr>
+      </w:pPr>
+      <w:r>
+        <w:rPr>
+          <w:b/>
+          <w:bCs/>
+        </w:rPr>
+        <w:t>CU01</w:t>
+      </w:r>
+      <w:r>
+        <w:rPr>
+          <w:b/>
+          <w:bCs/>
+        </w:rPr>
+        <w:t>-</w:t>
+      </w:r>
+      <w:r>
+        <w:rPr>
+          <w:b/>
+          <w:bCs/>
+        </w:rPr>
+        <w:t>Ingresar a la aplicación web</w:t>
+      </w:r>
+    </w:p>
+    <w:p>
+      <w:pPr>
+        <w:pStyle w:val="Prrafodelista"/>
+      </w:pPr>
+      <w:r>
+        <w:t>A</w:t>
+      </w:r>
+      <w:r>
+        <w:t>ctor</w:t>
+      </w:r>
+      <w:r>
+        <w:t xml:space="preserve">: usuario y administrador </w:t>
+      </w:r>
+    </w:p>
+    <w:p>
+      <w:pPr>
+        <w:pStyle w:val="Prrafodelista"/>
+      </w:pPr>
+      <w:r>
+        <w:t xml:space="preserve">Descripción: </w:t>
+      </w:r>
+      <w:r>
+        <w:t>el usuario y el administrador pueden acceder a la aplicación web y visualizar el contenido principal de la misma.</w:t>
+      </w:r>
+    </w:p>
+    <w:p>
+      <w:pPr>
+        <w:pStyle w:val="Prrafodelista"/>
+      </w:pPr>
+    </w:p>
+    <w:p>
+      <w:pPr>
+        <w:pStyle w:val="Prrafodelista"/>
+        <w:rPr>
+          <w:b/>
+          <w:bCs/>
+        </w:rPr>
+      </w:pPr>
+      <w:r>
+        <w:rPr>
+          <w:b/>
+          <w:bCs/>
+        </w:rPr>
+        <w:t>CU02-login</w:t>
+      </w:r>
+    </w:p>
+    <w:p>
+      <w:pPr>
+        <w:pStyle w:val="Prrafodelista"/>
+      </w:pPr>
+      <w:r>
+        <w:t>Actor: administrador</w:t>
+      </w:r>
+    </w:p>
+    <w:p>
+      <w:pPr>
+        <w:pStyle w:val="Prrafodelista"/>
+      </w:pPr>
+      <w:r>
+        <w:t>Descripción: el administrador puede ingresar sus credenciales e iniciar sesión, posteriormente tener acceso a la información de su curriculum.</w:t>
+      </w:r>
+    </w:p>
+    <w:p>
+      <w:pPr>
+        <w:pStyle w:val="Prrafodelista"/>
+      </w:pPr>
+    </w:p>
+    <w:p>
+      <w:pPr>
+        <w:pStyle w:val="Prrafodelista"/>
+        <w:rPr>
+          <w:b/>
+          <w:bCs/>
+        </w:rPr>
+      </w:pPr>
+      <w:r>
+        <w:rPr>
+          <w:b/>
+          <w:bCs/>
+        </w:rPr>
+        <w:t>CU03-</w:t>
+      </w:r>
+      <w:r>
+        <w:rPr>
+          <w:b/>
+          <w:bCs/>
+        </w:rPr>
+        <w:t xml:space="preserve"> visualizar curriculum</w:t>
+      </w:r>
+    </w:p>
+    <w:p>
+      <w:pPr>
+        <w:pStyle w:val="Prrafodelista"/>
+      </w:pPr>
+      <w:r>
+        <w:t>Actor: usuario y administrador</w:t>
+      </w:r>
+    </w:p>
+    <w:p>
+      <w:pPr>
+        <w:pStyle w:val="Prrafodelista"/>
+      </w:pPr>
+      <w:r>
+        <w:t>Descripción: el usuario y el administrador deben de poder ver la información clara y entendible de los curriculums registrados en la aplicación web</w:t>
+      </w:r>
+    </w:p>
+    <w:p>
+      <w:pPr>
+        <w:pStyle w:val="Prrafodelista"/>
+      </w:pPr>
+    </w:p>
+    <w:p>
+      <w:pPr>
+        <w:pStyle w:val="Prrafodelista"/>
+        <w:rPr>
+          <w:b/>
+          <w:bCs/>
+        </w:rPr>
+      </w:pPr>
+      <w:r>
+        <w:rPr>
+          <w:b/>
+          <w:bCs/>
+        </w:rPr>
+        <w:t xml:space="preserve">CU04-modificar </w:t>
+      </w:r>
+      <w:r>
+        <w:rPr>
+          <w:b/>
+          <w:bCs/>
+        </w:rPr>
+        <w:t>información</w:t>
+      </w:r>
+    </w:p>
+    <w:p>
+      <w:pPr>
+        <w:pStyle w:val="Prrafodelista"/>
+      </w:pPr>
+      <w:r>
+        <w:t xml:space="preserve">Actor: administrador </w:t>
+      </w:r>
+    </w:p>
+    <w:p>
+      <w:pPr>
+        <w:pStyle w:val="Prrafodelista"/>
+      </w:pPr>
+      <w:r>
+        <w:t xml:space="preserve">Descripción: el administrador al </w:t>
+      </w:r>
+      <w:r>
+        <w:t>ingresar debe poder acceder a su información y de esa manera si él lo decide puede modificar la información actual del curriculum</w:t>
+      </w:r>
+    </w:p>
+    <w:p>
+      <w:pPr>
+        <w:pStyle w:val="Prrafodelista"/>
+      </w:pPr>
+    </w:p>
+    <w:p>
+      <w:pPr>
+        <w:pStyle w:val="Prrafodelista"/>
+        <w:rPr>
+          <w:b/>
+          <w:bCs/>
+        </w:rPr>
+      </w:pPr>
+      <w:r>
+        <w:rPr>
+          <w:b/>
+          <w:bCs/>
+        </w:rPr>
+        <w:t>CU05-guardar información</w:t>
+      </w:r>
+      <w:r>
+        <w:rPr>
+          <w:b/>
+          <w:bCs/>
+        </w:rPr>
+        <w:t xml:space="preserve"> </w:t>
+      </w:r>
+    </w:p>
+    <w:p>
+      <w:pPr>
+        <w:pStyle w:val="Prrafodelista"/>
+      </w:pPr>
+      <w:r>
+        <w:t>Actor: administrador</w:t>
+      </w:r>
+    </w:p>
+    <w:p>
+      <w:pPr>
+        <w:pStyle w:val="Prrafodelista"/>
+      </w:pPr>
+      <w:r>
+        <w:t>Descripción: el administrador luego de modificar su información esta debe poder guardarse en la basa de datos para que luego esta se actualice en la aplicación web</w:t>
+      </w:r>
+    </w:p>
+    <w:p>
+      <w:pPr>
+        <w:pStyle w:val="Prrafodelista"/>
+      </w:pPr>
+    </w:p>
+    <w:p>
+      <w:pPr>
+        <w:pStyle w:val="Prrafodelista"/>
+        <w:rPr>
+          <w:b/>
+          <w:bCs/>
+        </w:rPr>
+      </w:pPr>
+      <w:r>
+        <w:rPr>
+          <w:b/>
+          <w:bCs/>
+        </w:rPr>
+        <w:t>CU06- imprimir curriulum</w:t>
+      </w:r>
+    </w:p>
+    <w:p>
+      <w:pPr>
+        <w:pStyle w:val="Prrafodelista"/>
+      </w:pPr>
+      <w:r>
+        <w:t>Actor: administrador</w:t>
+      </w:r>
+    </w:p>
+    <w:p>
+      <w:pPr>
+        <w:pStyle w:val="Prrafodelista"/>
+      </w:pPr>
+      <w:r>
+        <w:t xml:space="preserve">Descripción: </w:t>
+      </w:r>
+      <w:r>
+        <w:t>el administrador debe de poder imprimir su curriculum con la información actualizada</w:t>
+      </w:r>
+    </w:p>
+    <w:p>
+      <w:pPr>
+        <w:pStyle w:val="Prrafodelista"/>
+      </w:pPr>
+    </w:p>
+    <w:p>
+      <w:pPr>
+        <w:pStyle w:val="Prrafodelista"/>
+        <w:rPr>
+          <w:b/>
+          <w:bCs/>
+        </w:rPr>
+      </w:pPr>
+      <w:r>
+        <w:rPr>
+          <w:b/>
+          <w:bCs/>
+        </w:rPr>
+        <w:t xml:space="preserve">CU07-cerrar sesión </w:t>
+      </w:r>
+    </w:p>
+    <w:p>
+      <w:pPr>
+        <w:pStyle w:val="Prrafodelista"/>
+      </w:pPr>
+      <w:r>
+        <w:t>Actor: administrador</w:t>
+      </w:r>
+    </w:p>
+    <w:p>
+      <w:pPr>
+        <w:pStyle w:val="Prrafodelista"/>
+      </w:pPr>
+      <w:r>
+        <w:t>Descripción: el administrador debe poder cerrar su sesión una vez terminada de realizar el proceso elegido</w:t>
+      </w:r>
+    </w:p>
+    <w:p>
+      <w:pPr>
+        <w:pStyle w:val="Prrafodelista"/>
+        <w:rPr>
+          <w:u w:val="single"/>
+        </w:rPr>
+      </w:pPr>
+    </w:p>
+    <w:p>
+      <w:pPr>
+        <w:pStyle w:val="Prrafodelista"/>
       </w:pPr>
     </w:p>
     <w:p/>
     <w:sectPr>
       <w:pgSz w:w="12240" w:h="15840"/>
-      <w:pgMar w:top="1417" w:right="1701" w:bottom="1417" w:left="1701" w:header="708" w:footer="708" w:gutter="0"/>
+      <w:pgMar w:top="720" w:right="720" w:bottom="720" w:left="720" w:header="708" w:footer="708" w:gutter="0"/>
       <w:cols w:space="708"/>
       <w:docGrid w:linePitch="360"/>
     </w:sectPr>
@@ -1177,7 +1920,7 @@
 </file>
 
 <file path=word/numbering.xml><?xml version="1.0" encoding="utf-8"?>
-<w:numbering xmlns:wpc="http://schemas.microsoft.com/office/word/2010/wordprocessingCanvas" xmlns:cx="http://schemas.microsoft.com/office/drawing/2014/chartex" xmlns:cx1="http://schemas.microsoft.com/office/drawing/2015/9/8/chartex" xmlns:cx2="http://schemas.microsoft.com/office/drawing/2015/10/21/chartex" xmlns:cx3="http://schemas.microsoft.com/office/drawing/2016/5/9/chartex" xmlns:cx4="http://schemas.microsoft.com/office/drawing/2016/5/10/chartex" xmlns:cx5="http://schemas.microsoft.com/office/drawing/2016/5/11/chartex" xmlns:cx6="http://schemas.microsoft.com/office/drawing/2016/5/12/chartex" xmlns:cx7="http://schemas.microsoft.com/office/drawing/2016/5/13/chartex" xmlns:cx8="http://schemas.microsoft.com/office/drawing/2016/5/14/chartex" xmlns:mc="http://schemas.openxmlformats.org/markup-compatibility/2006" xmlns:aink="http://schemas.microsoft.com/office/drawing/2016/ink" xmlns:am3d="http://schemas.microsoft.com/office/drawing/2017/model3d" xmlns:o="urn:schemas-microsoft-com:office:office" xmlns:oel="http://schemas.microsoft.com/office/2019/extlst" xmlns:r="http://schemas.openxmlformats.org/officeDocument/2006/relationships" xmlns:m="http://schemas.openxmlformats.org/officeDocument/2006/math" xmlns:v="urn:schemas-microsoft-com:vml" xmlns:wp14="http://schemas.microsoft.com/office/word/2010/wordprocessingDrawing" xmlns:wp="http://schemas.openxmlformats.org/drawingml/2006/wordprocessingDrawing" xmlns:w10="urn:schemas-microsoft-com:office:word" xmlns:w="http://schemas.openxmlformats.org/wordprocessingml/2006/main" xmlns:w14="http://schemas.microsoft.com/office/word/2010/wordml" xmlns:w15="http://schemas.microsoft.com/office/word/2012/wordml" xmlns:w16cex="http://schemas.microsoft.com/office/word/2018/wordml/cex" xmlns:w16cid="http://schemas.microsoft.com/office/word/2016/wordml/cid" xmlns:w16="http://schemas.microsoft.com/office/word/2018/wordml" xmlns:w16du="http://schemas.microsoft.com/office/word/2023/wordml/word16du" xmlns:w16sdtdh="http://schemas.microsoft.com/office/word/2020/wordml/sdtdatahash" xmlns:w16se="http://schemas.microsoft.com/office/word/2015/wordml/symex" xmlns:wpg="http://schemas.microsoft.com/office/word/2010/wordprocessingGroup" xmlns:wpi="http://schemas.microsoft.com/office/word/2010/wordprocessingInk" xmlns:wne="http://schemas.microsoft.com/office/word/2006/wordml" xmlns:wps="http://schemas.microsoft.com/office/word/2010/wordprocessingShape" mc:Ignorable="w14 w15 w16se w16cid w16 w16cex w16sdtdh w16du wp14">
+<w:numbering xmlns:wpc="http://schemas.microsoft.com/office/word/2010/wordprocessingCanvas" xmlns:cx="http://schemas.microsoft.com/office/drawing/2014/chartex" xmlns:cx1="http://schemas.microsoft.com/office/drawing/2015/9/8/chartex" xmlns:cx2="http://schemas.microsoft.com/office/drawing/2015/10/21/chartex" xmlns:cx3="http://schemas.microsoft.com/office/drawing/2016/5/9/chartex" xmlns:cx4="http://schemas.microsoft.com/office/drawing/2016/5/10/chartex" xmlns:cx5="http://schemas.microsoft.com/office/drawing/2016/5/11/chartex" xmlns:cx6="http://schemas.microsoft.com/office/drawing/2016/5/12/chartex" xmlns:cx7="http://schemas.microsoft.com/office/drawing/2016/5/13/chartex" xmlns:cx8="http://schemas.microsoft.com/office/drawing/2016/5/14/chartex" xmlns:mc="http://schemas.openxmlformats.org/markup-compatibility/2006" xmlns:aink="http://schemas.microsoft.com/office/drawing/2016/ink" xmlns:am3d="http://schemas.microsoft.com/office/drawing/2017/model3d" xmlns:o="urn:schemas-microsoft-com:office:office" xmlns:oel="http://schemas.microsoft.com/office/2019/extlst" xmlns:r="http://schemas.openxmlformats.org/officeDocument/2006/relationships" xmlns:m="http://schemas.openxmlformats.org/officeDocument/2006/math" xmlns:v="urn:schemas-microsoft-com:vml" xmlns:wp14="http://schemas.microsoft.com/office/word/2010/wordprocessingDrawing" xmlns:wp="http://schemas.openxmlformats.org/drawingml/2006/wordprocessingDrawing" xmlns:w10="urn:schemas-microsoft-com:office:word" xmlns:w="http://schemas.openxmlformats.org/wordprocessingml/2006/main" xmlns:w14="http://schemas.microsoft.com/office/word/2010/wordml" xmlns:w15="http://schemas.microsoft.com/office/word/2012/wordml" xmlns:w16cex="http://schemas.microsoft.com/office/word/2018/wordml/cex" xmlns:w16cid="http://schemas.microsoft.com/office/word/2016/wordml/cid" xmlns:w16="http://schemas.microsoft.com/office/word/2018/wordml" xmlns:w16du="http://schemas.microsoft.com/office/word/2023/wordml/word16du" xmlns:w16sdtdh="http://schemas.microsoft.com/office/word/2020/wordml/sdtdatahash" xmlns:w16sdtfl="http://schemas.microsoft.com/office/word/2024/wordml/sdtformatlock" xmlns:w16se="http://schemas.microsoft.com/office/word/2015/wordml/symex" xmlns:wpg="http://schemas.microsoft.com/office/word/2010/wordprocessingGroup" xmlns:wpi="http://schemas.microsoft.com/office/word/2010/wordprocessingInk" xmlns:wne="http://schemas.microsoft.com/office/word/2006/wordml" xmlns:wps="http://schemas.microsoft.com/office/word/2010/wordprocessingShape" mc:Ignorable="w14 w15 w16se w16cid w16 w16cex w16sdtdh w16sdtfl w16du wp14">
   <w:abstractNum w:abstractNumId="0" w15:restartNumberingAfterBreak="0">
     <w:nsid w:val="0141573A"/>
     <w:multiLevelType w:val="hybridMultilevel"/>
@@ -1268,6 +2011,95 @@
     </w:lvl>
   </w:abstractNum>
   <w:abstractNum w:abstractNumId="1" w15:restartNumberingAfterBreak="0">
+    <w:nsid w:val="016E749D"/>
+    <w:multiLevelType w:val="hybridMultilevel"/>
+    <w:tmpl w:val="D134462A"/>
+    <w:lvl w:ilvl="0" w:tplc="D35AA950">
+      <w:start w:val="1"/>
+      <w:numFmt w:val="decimal"/>
+      <w:lvlText w:val="%1."/>
+      <w:lvlJc w:val="left"/>
+      <w:pPr>
+        <w:ind w:left="1152" w:hanging="360"/>
+      </w:pPr>
+      <w:rPr>
+        <w:rFonts w:hint="default"/>
+      </w:rPr>
+    </w:lvl>
+    <w:lvl w:ilvl="1" w:tplc="240A0019" w:tentative="1">
+      <w:start w:val="1"/>
+      <w:numFmt w:val="lowerLetter"/>
+      <w:lvlText w:val="%2."/>
+      <w:lvlJc w:val="left"/>
+      <w:pPr>
+        <w:ind w:left="1872" w:hanging="360"/>
+      </w:pPr>
+    </w:lvl>
+    <w:lvl w:ilvl="2" w:tplc="240A001B" w:tentative="1">
+      <w:start w:val="1"/>
+      <w:numFmt w:val="lowerRoman"/>
+      <w:lvlText w:val="%3."/>
+      <w:lvlJc w:val="right"/>
+      <w:pPr>
+        <w:ind w:left="2592" w:hanging="180"/>
+      </w:pPr>
+    </w:lvl>
+    <w:lvl w:ilvl="3" w:tplc="240A000F" w:tentative="1">
+      <w:start w:val="1"/>
+      <w:numFmt w:val="decimal"/>
+      <w:lvlText w:val="%4."/>
+      <w:lvlJc w:val="left"/>
+      <w:pPr>
+        <w:ind w:left="3312" w:hanging="360"/>
+      </w:pPr>
+    </w:lvl>
+    <w:lvl w:ilvl="4" w:tplc="240A0019" w:tentative="1">
+      <w:start w:val="1"/>
+      <w:numFmt w:val="lowerLetter"/>
+      <w:lvlText w:val="%5."/>
+      <w:lvlJc w:val="left"/>
+      <w:pPr>
+        <w:ind w:left="4032" w:hanging="360"/>
+      </w:pPr>
+    </w:lvl>
+    <w:lvl w:ilvl="5" w:tplc="240A001B" w:tentative="1">
+      <w:start w:val="1"/>
+      <w:numFmt w:val="lowerRoman"/>
+      <w:lvlText w:val="%6."/>
+      <w:lvlJc w:val="right"/>
+      <w:pPr>
+        <w:ind w:left="4752" w:hanging="180"/>
+      </w:pPr>
+    </w:lvl>
+    <w:lvl w:ilvl="6" w:tplc="240A000F" w:tentative="1">
+      <w:start w:val="1"/>
+      <w:numFmt w:val="decimal"/>
+      <w:lvlText w:val="%7."/>
+      <w:lvlJc w:val="left"/>
+      <w:pPr>
+        <w:ind w:left="5472" w:hanging="360"/>
+      </w:pPr>
+    </w:lvl>
+    <w:lvl w:ilvl="7" w:tplc="240A0019" w:tentative="1">
+      <w:start w:val="1"/>
+      <w:numFmt w:val="lowerLetter"/>
+      <w:lvlText w:val="%8."/>
+      <w:lvlJc w:val="left"/>
+      <w:pPr>
+        <w:ind w:left="6192" w:hanging="360"/>
+      </w:pPr>
+    </w:lvl>
+    <w:lvl w:ilvl="8" w:tplc="240A001B" w:tentative="1">
+      <w:start w:val="1"/>
+      <w:numFmt w:val="lowerRoman"/>
+      <w:lvlText w:val="%9."/>
+      <w:lvlJc w:val="right"/>
+      <w:pPr>
+        <w:ind w:left="6912" w:hanging="180"/>
+      </w:pPr>
+    </w:lvl>
+  </w:abstractNum>
+  <w:abstractNum w:abstractNumId="2" w15:restartNumberingAfterBreak="0">
     <w:nsid w:val="1185529D"/>
     <w:multiLevelType w:val="hybridMultilevel"/>
     <w:tmpl w:val="ED60FACA"/>
@@ -1380,7 +2212,7 @@
       </w:rPr>
     </w:lvl>
   </w:abstractNum>
-  <w:abstractNum w:abstractNumId="2" w15:restartNumberingAfterBreak="0">
+  <w:abstractNum w:abstractNumId="3" w15:restartNumberingAfterBreak="0">
     <w:nsid w:val="169D402A"/>
     <w:multiLevelType w:val="hybridMultilevel"/>
     <w:tmpl w:val="1F242A02"/>
@@ -1493,7 +2325,7 @@
       </w:rPr>
     </w:lvl>
   </w:abstractNum>
-  <w:abstractNum w:abstractNumId="3" w15:restartNumberingAfterBreak="0">
+  <w:abstractNum w:abstractNumId="4" w15:restartNumberingAfterBreak="0">
     <w:nsid w:val="19AF0C22"/>
     <w:multiLevelType w:val="hybridMultilevel"/>
     <w:tmpl w:val="595A22E4"/>
@@ -1579,7 +2411,7 @@
       </w:pPr>
     </w:lvl>
   </w:abstractNum>
-  <w:abstractNum w:abstractNumId="4" w15:restartNumberingAfterBreak="0">
+  <w:abstractNum w:abstractNumId="5" w15:restartNumberingAfterBreak="0">
     <w:nsid w:val="1CE07EBD"/>
     <w:multiLevelType w:val="hybridMultilevel"/>
     <w:tmpl w:val="AA2AA7B6"/>
@@ -1668,7 +2500,182 @@
       </w:pPr>
     </w:lvl>
   </w:abstractNum>
-  <w:abstractNum w:abstractNumId="5" w15:restartNumberingAfterBreak="0">
+  <w:abstractNum w:abstractNumId="6" w15:restartNumberingAfterBreak="0">
+    <w:nsid w:val="2E720F04"/>
+    <w:multiLevelType w:val="multilevel"/>
+    <w:tmpl w:val="240A001F"/>
+    <w:lvl w:ilvl="0">
+      <w:start w:val="1"/>
+      <w:numFmt w:val="decimal"/>
+      <w:lvlText w:val="%1."/>
+      <w:lvlJc w:val="left"/>
+      <w:pPr>
+        <w:ind w:left="360" w:hanging="360"/>
+      </w:pPr>
+    </w:lvl>
+    <w:lvl w:ilvl="1">
+      <w:start w:val="1"/>
+      <w:numFmt w:val="decimal"/>
+      <w:lvlText w:val="%1.%2."/>
+      <w:lvlJc w:val="left"/>
+      <w:pPr>
+        <w:ind w:left="792" w:hanging="432"/>
+      </w:pPr>
+    </w:lvl>
+    <w:lvl w:ilvl="2">
+      <w:start w:val="1"/>
+      <w:numFmt w:val="decimal"/>
+      <w:lvlText w:val="%1.%2.%3."/>
+      <w:lvlJc w:val="left"/>
+      <w:pPr>
+        <w:ind w:left="1224" w:hanging="504"/>
+      </w:pPr>
+    </w:lvl>
+    <w:lvl w:ilvl="3">
+      <w:start w:val="1"/>
+      <w:numFmt w:val="decimal"/>
+      <w:lvlText w:val="%1.%2.%3.%4."/>
+      <w:lvlJc w:val="left"/>
+      <w:pPr>
+        <w:ind w:left="1728" w:hanging="648"/>
+      </w:pPr>
+    </w:lvl>
+    <w:lvl w:ilvl="4">
+      <w:start w:val="1"/>
+      <w:numFmt w:val="decimal"/>
+      <w:lvlText w:val="%1.%2.%3.%4.%5."/>
+      <w:lvlJc w:val="left"/>
+      <w:pPr>
+        <w:ind w:left="2232" w:hanging="792"/>
+      </w:pPr>
+    </w:lvl>
+    <w:lvl w:ilvl="5">
+      <w:start w:val="1"/>
+      <w:numFmt w:val="decimal"/>
+      <w:lvlText w:val="%1.%2.%3.%4.%5.%6."/>
+      <w:lvlJc w:val="left"/>
+      <w:pPr>
+        <w:ind w:left="2736" w:hanging="936"/>
+      </w:pPr>
+    </w:lvl>
+    <w:lvl w:ilvl="6">
+      <w:start w:val="1"/>
+      <w:numFmt w:val="decimal"/>
+      <w:lvlText w:val="%1.%2.%3.%4.%5.%6.%7."/>
+      <w:lvlJc w:val="left"/>
+      <w:pPr>
+        <w:ind w:left="3240" w:hanging="1080"/>
+      </w:pPr>
+    </w:lvl>
+    <w:lvl w:ilvl="7">
+      <w:start w:val="1"/>
+      <w:numFmt w:val="decimal"/>
+      <w:lvlText w:val="%1.%2.%3.%4.%5.%6.%7.%8."/>
+      <w:lvlJc w:val="left"/>
+      <w:pPr>
+        <w:ind w:left="3744" w:hanging="1224"/>
+      </w:pPr>
+    </w:lvl>
+    <w:lvl w:ilvl="8">
+      <w:start w:val="1"/>
+      <w:numFmt w:val="decimal"/>
+      <w:lvlText w:val="%1.%2.%3.%4.%5.%6.%7.%8.%9."/>
+      <w:lvlJc w:val="left"/>
+      <w:pPr>
+        <w:ind w:left="4320" w:hanging="1440"/>
+      </w:pPr>
+    </w:lvl>
+  </w:abstractNum>
+  <w:abstractNum w:abstractNumId="7" w15:restartNumberingAfterBreak="0">
+    <w:nsid w:val="302829A6"/>
+    <w:multiLevelType w:val="hybridMultilevel"/>
+    <w:tmpl w:val="05E6919C"/>
+    <w:lvl w:ilvl="0" w:tplc="016CD138">
+      <w:start w:val="1"/>
+      <w:numFmt w:val="decimal"/>
+      <w:lvlText w:val="%1."/>
+      <w:lvlJc w:val="left"/>
+      <w:pPr>
+        <w:ind w:left="1152" w:hanging="360"/>
+      </w:pPr>
+      <w:rPr>
+        <w:rFonts w:hint="default"/>
+      </w:rPr>
+    </w:lvl>
+    <w:lvl w:ilvl="1" w:tplc="240A0019" w:tentative="1">
+      <w:start w:val="1"/>
+      <w:numFmt w:val="lowerLetter"/>
+      <w:lvlText w:val="%2."/>
+      <w:lvlJc w:val="left"/>
+      <w:pPr>
+        <w:ind w:left="1872" w:hanging="360"/>
+      </w:pPr>
+    </w:lvl>
+    <w:lvl w:ilvl="2" w:tplc="240A001B" w:tentative="1">
+      <w:start w:val="1"/>
+      <w:numFmt w:val="lowerRoman"/>
+      <w:lvlText w:val="%3."/>
+      <w:lvlJc w:val="right"/>
+      <w:pPr>
+        <w:ind w:left="2592" w:hanging="180"/>
+      </w:pPr>
+    </w:lvl>
+    <w:lvl w:ilvl="3" w:tplc="240A000F" w:tentative="1">
+      <w:start w:val="1"/>
+      <w:numFmt w:val="decimal"/>
+      <w:lvlText w:val="%4."/>
+      <w:lvlJc w:val="left"/>
+      <w:pPr>
+        <w:ind w:left="3312" w:hanging="360"/>
+      </w:pPr>
+    </w:lvl>
+    <w:lvl w:ilvl="4" w:tplc="240A0019" w:tentative="1">
+      <w:start w:val="1"/>
+      <w:numFmt w:val="lowerLetter"/>
+      <w:lvlText w:val="%5."/>
+      <w:lvlJc w:val="left"/>
+      <w:pPr>
+        <w:ind w:left="4032" w:hanging="360"/>
+      </w:pPr>
+    </w:lvl>
+    <w:lvl w:ilvl="5" w:tplc="240A001B" w:tentative="1">
+      <w:start w:val="1"/>
+      <w:numFmt w:val="lowerRoman"/>
+      <w:lvlText w:val="%6."/>
+      <w:lvlJc w:val="right"/>
+      <w:pPr>
+        <w:ind w:left="4752" w:hanging="180"/>
+      </w:pPr>
+    </w:lvl>
+    <w:lvl w:ilvl="6" w:tplc="240A000F" w:tentative="1">
+      <w:start w:val="1"/>
+      <w:numFmt w:val="decimal"/>
+      <w:lvlText w:val="%7."/>
+      <w:lvlJc w:val="left"/>
+      <w:pPr>
+        <w:ind w:left="5472" w:hanging="360"/>
+      </w:pPr>
+    </w:lvl>
+    <w:lvl w:ilvl="7" w:tplc="240A0019" w:tentative="1">
+      <w:start w:val="1"/>
+      <w:numFmt w:val="lowerLetter"/>
+      <w:lvlText w:val="%8."/>
+      <w:lvlJc w:val="left"/>
+      <w:pPr>
+        <w:ind w:left="6192" w:hanging="360"/>
+      </w:pPr>
+    </w:lvl>
+    <w:lvl w:ilvl="8" w:tplc="240A001B" w:tentative="1">
+      <w:start w:val="1"/>
+      <w:numFmt w:val="lowerRoman"/>
+      <w:lvlText w:val="%9."/>
+      <w:lvlJc w:val="right"/>
+      <w:pPr>
+        <w:ind w:left="6912" w:hanging="180"/>
+      </w:pPr>
+    </w:lvl>
+  </w:abstractNum>
+  <w:abstractNum w:abstractNumId="8" w15:restartNumberingAfterBreak="0">
     <w:nsid w:val="38B93F42"/>
     <w:multiLevelType w:val="hybridMultilevel"/>
     <w:tmpl w:val="EB66635E"/>
@@ -1781,7 +2788,120 @@
       </w:rPr>
     </w:lvl>
   </w:abstractNum>
-  <w:abstractNum w:abstractNumId="6" w15:restartNumberingAfterBreak="0">
+  <w:abstractNum w:abstractNumId="9" w15:restartNumberingAfterBreak="0">
+    <w:nsid w:val="40BA50B4"/>
+    <w:multiLevelType w:val="hybridMultilevel"/>
+    <w:tmpl w:val="9DC89016"/>
+    <w:lvl w:ilvl="0" w:tplc="240A0001">
+      <w:start w:val="1"/>
+      <w:numFmt w:val="bullet"/>
+      <w:lvlText w:val=""/>
+      <w:lvlJc w:val="left"/>
+      <w:pPr>
+        <w:ind w:left="720" w:hanging="360"/>
+      </w:pPr>
+      <w:rPr>
+        <w:rFonts w:ascii="Symbol" w:hAnsi="Symbol" w:hint="default"/>
+      </w:rPr>
+    </w:lvl>
+    <w:lvl w:ilvl="1" w:tplc="240A0003" w:tentative="1">
+      <w:start w:val="1"/>
+      <w:numFmt w:val="bullet"/>
+      <w:lvlText w:val="o"/>
+      <w:lvlJc w:val="left"/>
+      <w:pPr>
+        <w:ind w:left="1440" w:hanging="360"/>
+      </w:pPr>
+      <w:rPr>
+        <w:rFonts w:ascii="Courier New" w:hAnsi="Courier New" w:cs="Courier New" w:hint="default"/>
+      </w:rPr>
+    </w:lvl>
+    <w:lvl w:ilvl="2" w:tplc="240A0005" w:tentative="1">
+      <w:start w:val="1"/>
+      <w:numFmt w:val="bullet"/>
+      <w:lvlText w:val=""/>
+      <w:lvlJc w:val="left"/>
+      <w:pPr>
+        <w:ind w:left="2160" w:hanging="360"/>
+      </w:pPr>
+      <w:rPr>
+        <w:rFonts w:ascii="Wingdings" w:hAnsi="Wingdings" w:hint="default"/>
+      </w:rPr>
+    </w:lvl>
+    <w:lvl w:ilvl="3" w:tplc="240A0001" w:tentative="1">
+      <w:start w:val="1"/>
+      <w:numFmt w:val="bullet"/>
+      <w:lvlText w:val=""/>
+      <w:lvlJc w:val="left"/>
+      <w:pPr>
+        <w:ind w:left="2880" w:hanging="360"/>
+      </w:pPr>
+      <w:rPr>
+        <w:rFonts w:ascii="Symbol" w:hAnsi="Symbol" w:hint="default"/>
+      </w:rPr>
+    </w:lvl>
+    <w:lvl w:ilvl="4" w:tplc="240A0003" w:tentative="1">
+      <w:start w:val="1"/>
+      <w:numFmt w:val="bullet"/>
+      <w:lvlText w:val="o"/>
+      <w:lvlJc w:val="left"/>
+      <w:pPr>
+        <w:ind w:left="3600" w:hanging="360"/>
+      </w:pPr>
+      <w:rPr>
+        <w:rFonts w:ascii="Courier New" w:hAnsi="Courier New" w:cs="Courier New" w:hint="default"/>
+      </w:rPr>
+    </w:lvl>
+    <w:lvl w:ilvl="5" w:tplc="240A0005" w:tentative="1">
+      <w:start w:val="1"/>
+      <w:numFmt w:val="bullet"/>
+      <w:lvlText w:val=""/>
+      <w:lvlJc w:val="left"/>
+      <w:pPr>
+        <w:ind w:left="4320" w:hanging="360"/>
+      </w:pPr>
+      <w:rPr>
+        <w:rFonts w:ascii="Wingdings" w:hAnsi="Wingdings" w:hint="default"/>
+      </w:rPr>
+    </w:lvl>
+    <w:lvl w:ilvl="6" w:tplc="240A0001" w:tentative="1">
+      <w:start w:val="1"/>
+      <w:numFmt w:val="bullet"/>
+      <w:lvlText w:val=""/>
+      <w:lvlJc w:val="left"/>
+      <w:pPr>
+        <w:ind w:left="5040" w:hanging="360"/>
+      </w:pPr>
+      <w:rPr>
+        <w:rFonts w:ascii="Symbol" w:hAnsi="Symbol" w:hint="default"/>
+      </w:rPr>
+    </w:lvl>
+    <w:lvl w:ilvl="7" w:tplc="240A0003" w:tentative="1">
+      <w:start w:val="1"/>
+      <w:numFmt w:val="bullet"/>
+      <w:lvlText w:val="o"/>
+      <w:lvlJc w:val="left"/>
+      <w:pPr>
+        <w:ind w:left="5760" w:hanging="360"/>
+      </w:pPr>
+      <w:rPr>
+        <w:rFonts w:ascii="Courier New" w:hAnsi="Courier New" w:cs="Courier New" w:hint="default"/>
+      </w:rPr>
+    </w:lvl>
+    <w:lvl w:ilvl="8" w:tplc="240A0005" w:tentative="1">
+      <w:start w:val="1"/>
+      <w:numFmt w:val="bullet"/>
+      <w:lvlText w:val=""/>
+      <w:lvlJc w:val="left"/>
+      <w:pPr>
+        <w:ind w:left="6480" w:hanging="360"/>
+      </w:pPr>
+      <w:rPr>
+        <w:rFonts w:ascii="Wingdings" w:hAnsi="Wingdings" w:hint="default"/>
+      </w:rPr>
+    </w:lvl>
+  </w:abstractNum>
+  <w:abstractNum w:abstractNumId="10" w15:restartNumberingAfterBreak="0">
     <w:nsid w:val="515E5BDF"/>
     <w:multiLevelType w:val="hybridMultilevel"/>
     <w:tmpl w:val="824AEFBA"/>
@@ -1867,7 +2987,7 @@
       </w:pPr>
     </w:lvl>
   </w:abstractNum>
-  <w:abstractNum w:abstractNumId="7" w15:restartNumberingAfterBreak="0">
+  <w:abstractNum w:abstractNumId="11" w15:restartNumberingAfterBreak="0">
     <w:nsid w:val="53077941"/>
     <w:multiLevelType w:val="hybridMultilevel"/>
     <w:tmpl w:val="8D6AC15E"/>
@@ -1980,7 +3100,7 @@
       </w:rPr>
     </w:lvl>
   </w:abstractNum>
-  <w:abstractNum w:abstractNumId="8" w15:restartNumberingAfterBreak="0">
+  <w:abstractNum w:abstractNumId="12" w15:restartNumberingAfterBreak="0">
     <w:nsid w:val="55463676"/>
     <w:multiLevelType w:val="hybridMultilevel"/>
     <w:tmpl w:val="863639F4"/>
@@ -2093,7 +3213,7 @@
       </w:rPr>
     </w:lvl>
   </w:abstractNum>
-  <w:abstractNum w:abstractNumId="9" w15:restartNumberingAfterBreak="0">
+  <w:abstractNum w:abstractNumId="13" w15:restartNumberingAfterBreak="0">
     <w:nsid w:val="60334E97"/>
     <w:multiLevelType w:val="hybridMultilevel"/>
     <w:tmpl w:val="29B0C614"/>
@@ -2206,7 +3326,7 @@
       </w:rPr>
     </w:lvl>
   </w:abstractNum>
-  <w:abstractNum w:abstractNumId="10" w15:restartNumberingAfterBreak="0">
+  <w:abstractNum w:abstractNumId="14" w15:restartNumberingAfterBreak="0">
     <w:nsid w:val="61827F84"/>
     <w:multiLevelType w:val="hybridMultilevel"/>
     <w:tmpl w:val="58BA62C4"/>
@@ -2319,7 +3439,7 @@
       </w:rPr>
     </w:lvl>
   </w:abstractNum>
-  <w:abstractNum w:abstractNumId="11" w15:restartNumberingAfterBreak="0">
+  <w:abstractNum w:abstractNumId="15" w15:restartNumberingAfterBreak="0">
     <w:nsid w:val="627C6830"/>
     <w:multiLevelType w:val="hybridMultilevel"/>
     <w:tmpl w:val="AA2E2B72"/>
@@ -2408,7 +3528,7 @@
       </w:pPr>
     </w:lvl>
   </w:abstractNum>
-  <w:abstractNum w:abstractNumId="12" w15:restartNumberingAfterBreak="0">
+  <w:abstractNum w:abstractNumId="16" w15:restartNumberingAfterBreak="0">
     <w:nsid w:val="6981411E"/>
     <w:multiLevelType w:val="hybridMultilevel"/>
     <w:tmpl w:val="9CA0382E"/>
@@ -2521,7 +3641,7 @@
       </w:rPr>
     </w:lvl>
   </w:abstractNum>
-  <w:abstractNum w:abstractNumId="13" w15:restartNumberingAfterBreak="0">
+  <w:abstractNum w:abstractNumId="17" w15:restartNumberingAfterBreak="0">
     <w:nsid w:val="71150D7F"/>
     <w:multiLevelType w:val="hybridMultilevel"/>
     <w:tmpl w:val="7A0EF3CE"/>
@@ -2634,7 +3754,7 @@
       </w:rPr>
     </w:lvl>
   </w:abstractNum>
-  <w:abstractNum w:abstractNumId="14" w15:restartNumberingAfterBreak="0">
+  <w:abstractNum w:abstractNumId="18" w15:restartNumberingAfterBreak="0">
     <w:nsid w:val="7DFB49AB"/>
     <w:multiLevelType w:val="hybridMultilevel"/>
     <w:tmpl w:val="F4BE9E86"/>
@@ -2724,55 +3844,67 @@
     </w:lvl>
   </w:abstractNum>
   <w:num w:numId="1" w16cid:durableId="1571378317">
+    <w:abstractNumId w:val="18"/>
+  </w:num>
+  <w:num w:numId="2" w16cid:durableId="1403720746">
+    <w:abstractNumId w:val="15"/>
+  </w:num>
+  <w:num w:numId="3" w16cid:durableId="1034309242">
+    <w:abstractNumId w:val="17"/>
+  </w:num>
+  <w:num w:numId="4" w16cid:durableId="1242368082">
     <w:abstractNumId w:val="14"/>
   </w:num>
-  <w:num w:numId="2" w16cid:durableId="1403720746">
+  <w:num w:numId="5" w16cid:durableId="274407514">
     <w:abstractNumId w:val="11"/>
   </w:num>
-  <w:num w:numId="3" w16cid:durableId="1034309242">
+  <w:num w:numId="6" w16cid:durableId="1709404646">
     <w:abstractNumId w:val="13"/>
   </w:num>
-  <w:num w:numId="4" w16cid:durableId="1242368082">
-    <w:abstractNumId w:val="10"/>
+  <w:num w:numId="7" w16cid:durableId="1151556899">
+    <w:abstractNumId w:val="12"/>
   </w:num>
-  <w:num w:numId="5" w16cid:durableId="274407514">
-    <w:abstractNumId w:val="7"/>
+  <w:num w:numId="8" w16cid:durableId="1331789786">
+    <w:abstractNumId w:val="3"/>
   </w:num>
-  <w:num w:numId="6" w16cid:durableId="1709404646">
-    <w:abstractNumId w:val="9"/>
+  <w:num w:numId="9" w16cid:durableId="1712268134">
+    <w:abstractNumId w:val="5"/>
   </w:num>
-  <w:num w:numId="7" w16cid:durableId="1151556899">
+  <w:num w:numId="10" w16cid:durableId="1378822673">
+    <w:abstractNumId w:val="2"/>
+  </w:num>
+  <w:num w:numId="11" w16cid:durableId="702053947">
+    <w:abstractNumId w:val="16"/>
+  </w:num>
+  <w:num w:numId="12" w16cid:durableId="231505853">
     <w:abstractNumId w:val="8"/>
   </w:num>
-  <w:num w:numId="8" w16cid:durableId="1331789786">
-    <w:abstractNumId w:val="2"/>
-  </w:num>
-  <w:num w:numId="9" w16cid:durableId="1712268134">
+  <w:num w:numId="13" w16cid:durableId="1281063113">
     <w:abstractNumId w:val="4"/>
   </w:num>
-  <w:num w:numId="10" w16cid:durableId="1378822673">
-    <w:abstractNumId w:val="1"/>
-  </w:num>
-  <w:num w:numId="11" w16cid:durableId="702053947">
-    <w:abstractNumId w:val="12"/>
-  </w:num>
-  <w:num w:numId="12" w16cid:durableId="231505853">
-    <w:abstractNumId w:val="5"/>
-  </w:num>
-  <w:num w:numId="13" w16cid:durableId="1281063113">
-    <w:abstractNumId w:val="3"/>
-  </w:num>
   <w:num w:numId="14" w16cid:durableId="966736277">
-    <w:abstractNumId w:val="6"/>
+    <w:abstractNumId w:val="10"/>
   </w:num>
   <w:num w:numId="15" w16cid:durableId="33627417">
     <w:abstractNumId w:val="0"/>
+  </w:num>
+  <w:num w:numId="16" w16cid:durableId="1574662359">
+    <w:abstractNumId w:val="9"/>
+  </w:num>
+  <w:num w:numId="17" w16cid:durableId="2077312509">
+    <w:abstractNumId w:val="6"/>
+  </w:num>
+  <w:num w:numId="18" w16cid:durableId="1665015458">
+    <w:abstractNumId w:val="1"/>
+  </w:num>
+  <w:num w:numId="19" w16cid:durableId="590315298">
+    <w:abstractNumId w:val="7"/>
   </w:num>
 </w:numbering>
 </file>
 
 <file path=word/styles.xml><?xml version="1.0" encoding="utf-8"?>
-<w:styles xmlns:mc="http://schemas.openxmlformats.org/markup-compatibility/2006" xmlns:r="http://schemas.openxmlformats.org/officeDocument/2006/relationships" xmlns:w="http://schemas.openxmlformats.org/wordprocessingml/2006/main" xmlns:w14="http://schemas.microsoft.com/office/word/2010/wordml" xmlns:w15="http://schemas.microsoft.com/office/word/2012/wordml" xmlns:w16cex="http://schemas.microsoft.com/office/word/2018/wordml/cex" xmlns:w16cid="http://schemas.microsoft.com/office/word/2016/wordml/cid" xmlns:w16="http://schemas.microsoft.com/office/word/2018/wordml" xmlns:w16du="http://schemas.microsoft.com/office/word/2023/wordml/word16du" xmlns:w16sdtdh="http://schemas.microsoft.com/office/word/2020/wordml/sdtdatahash" xmlns:w16se="http://schemas.microsoft.com/office/word/2015/wordml/symex" mc:Ignorable="w14 w15 w16se w16cid w16 w16cex w16sdtdh w16du">
+<w:styles xmlns:mc="http://schemas.openxmlformats.org/markup-compatibility/2006" xmlns:r="http://schemas.openxmlformats.org/officeDocument/2006/relationships" xmlns:w="http://schemas.openxmlformats.org/wordprocessingml/2006/main" xmlns:w14="http://schemas.microsoft.com/office/word/2010/wordml" xmlns:w15="http://schemas.microsoft.com/office/word/2012/wordml" xmlns:w16cex="http://schemas.microsoft.com/office/word/2018/wordml/cex" xmlns:w16cid="http://schemas.microsoft.com/office/word/2016/wordml/cid" xmlns:w16="http://schemas.microsoft.com/office/word/2018/wordml" xmlns:w16du="http://schemas.microsoft.com/office/word/2023/wordml/word16du" xmlns:w16sdtdh="http://schemas.microsoft.com/office/word/2020/wordml/sdtdatahash" xmlns:w16sdtfl="http://schemas.microsoft.com/office/word/2024/wordml/sdtformatlock" xmlns:w16se="http://schemas.microsoft.com/office/word/2015/wordml/symex" mc:Ignorable="w14 w15 w16se w16cid w16 w16cex w16sdtdh w16sdtfl w16du">
   <w:docDefaults>
     <w:rPrDefault>
       <w:rPr>
